--- a/week-08-dramatize-and-break-rules/Currere First Draft.docx
+++ b/week-08-dramatize-and-break-rules/Currere First Draft.docx
@@ -73,7 +73,7 @@
           <w:sz w:val="22"/>
           <w:szCs w:val="22"/>
         </w:rPr>
-        <w:t>By now you have your thread, your storyboard, and six rough scenes. The First Draft is the first time your currere exists as one whole piece, start to finish. It doesn’t need to be polished — it needs to be complete and real. It’s due Friday, October 16.</w:t>
+        <w:t>By now you have your thread, your storyboard, and six rough scenes. The First Draft is the first time your currere exists as one whole piece, start to finish. It doesn’t need to be polished — it needs to be complete and real. It’s due Tuesday, October 20, at 11:59 p.m. — after Monday’s peer review.</w:t>
       </w:r>
     </w:p>
     <w:p>
@@ -212,7 +212,7 @@
           <w:sz w:val="22"/>
           <w:szCs w:val="22"/>
         </w:rPr>
-        <w:t>All six scenes, plus a real attempt at the synthetical close. Export as a single PDF and submit to Canvas by Friday, October 16, with your AI-use log and your Todd-in-a-Can review.</w:t>
+        <w:t>All six scenes, plus a real attempt at the synthetical close. Export as a single PDF and submit to Canvas by Tuesday, October 20, at 11:59 p.m., with your AI-use log, your Todd-in-a-Can review, and your Draft Conference cover page.</w:t>
       </w:r>
     </w:p>
     <w:p>
@@ -541,7 +541,7 @@
                 <w:sz w:val="22"/>
                 <w:szCs w:val="22"/>
               </w:rPr>
-              <w:t xml:space="preserve">Talk like Todd. Short, plain, warm, direct. Say what is working first, in specifics. Then name the one or two things that would most help the draft, as questions where you can. End by asking what they most want to work on before the next draft.</w:t>
+              <w:t xml:space="preserve">Talk like Todd. Short, plain, warm, direct. Say what is working first, in specifics. Then name the one or two things that would most help the draft, as questions where you can. End by asking what ONE thing they most want to talk about at their conference.</w:t>
             </w:r>
           </w:p>
           <w:p>

--- a/week-08-dramatize-and-break-rules/Currere First Draft.docx
+++ b/week-08-dramatize-and-break-rules/Currere First Draft.docx
@@ -44,7 +44,7 @@
           <w:sz w:val="24"/>
           <w:szCs w:val="22"/>
         </w:rPr>
-        <w:t>10 points possible</w:t>
+        <w:t>15 points possible</w:t>
       </w:r>
     </w:p>
     <w:p>
@@ -183,7 +183,34 @@
           <w:sz w:val="22"/>
           <w:szCs w:val="22"/>
         </w:rPr>
-        <w:t xml:space="preserve"> Send the draft through the AI studio tool and submit its review with your draft.</w:t>
+        <w:t xml:space="preserve"> After Monday’s peer review — human readers first — send the draft through the AI studio tool and submit its review with your draft.</w:t>
+      </w:r>
+    </w:p>
+    <w:p>
+      <w:pPr>
+        <w:numPr>
+          <w:ilvl w:val="0"/>
+          <w:numId w:val="1"/>
+        </w:numPr>
+        <w:spacing w:after="200" w:line="276" w:lineRule="auto"/>
+      </w:pPr>
+      <w:r>
+        <w:rPr>
+          <w:rFonts w:ascii="Calibri" w:hAnsi="Calibri" w:eastAsia="Calibri" w:cs="Calibri"/>
+          <w:b/>
+          <w:bCs/>
+          <w:sz w:val="22"/>
+          <w:szCs w:val="22"/>
+        </w:rPr>
+        <w:t>Name your ONE thing and come to your conference.</w:t>
+      </w:r>
+      <w:r>
+        <w:rPr>
+          <w:rFonts w:ascii="Calibri" w:hAnsi="Calibri" w:eastAsia="Calibri" w:cs="Calibri"/>
+          <w:sz w:val="22"/>
+          <w:szCs w:val="22"/>
+        </w:rPr>
+        <w:t xml:space="preserve"> On a one-page cover page, name the one thing about your draft you most want to talk about — a place or a move you can point to — with what your peer group and Todd-in-a-Can said. Book your 15 minutes (Wed Oct 21 or Thu Oct 22) and come. The Draft Conference guideline has the details.</w:t>
       </w:r>
     </w:p>
     <w:p>
@@ -212,7 +239,7 @@
           <w:sz w:val="22"/>
           <w:szCs w:val="22"/>
         </w:rPr>
-        <w:t>All six scenes, plus a real attempt at the synthetical close. Export as a single PDF and submit to Canvas by Tuesday, October 20, at 11:59 p.m., with your AI-use log, your Todd-in-a-Can review, and your Draft Conference cover page.</w:t>
+        <w:t>All six scenes, plus a real attempt at the synthetical close. Export as a single PDF and submit to Canvas by Tuesday, October 20, at 11:59 p.m., with your AI-use log, your Todd-in-a-Can review, and your cover page. No grace period on this one — I need your draft before our conferences.</w:t>
       </w:r>
     </w:p>
     <w:p>
@@ -379,6 +406,70 @@
                 <w:szCs w:val="22"/>
               </w:rPr>
               <w:t>You ran the draft through the AI studio tool and submitted its review with your draft.</w:t>
+            </w:r>
+          </w:p>
+        </w:tc>
+      </w:tr>
+      <w:tr>
+        <w:tc>
+          <w:tcPr>
+            <w:tcW w:w="1995" w:type="dxa"/>
+            <w:tcBorders>
+              <w:top w:val="single" w:sz="4" w:space="0" w:color="auto"/>
+              <w:left w:val="single" w:sz="4" w:space="0" w:color="auto"/>
+              <w:bottom w:val="single" w:sz="4" w:space="0" w:color="auto"/>
+              <w:right w:val="single" w:sz="4" w:space="0" w:color="auto"/>
+            </w:tcBorders>
+            <w:tcMar>
+              <w:top w:w="100" w:type="dxa"/>
+              <w:left w:w="100" w:type="dxa"/>
+              <w:bottom w:w="100" w:type="dxa"/>
+              <w:right w:w="100" w:type="dxa"/>
+            </w:tcMar>
+          </w:tcPr>
+          <w:p>
+            <w:pPr>
+              <w:spacing w:after="200" w:line="276" w:lineRule="auto"/>
+            </w:pPr>
+            <w:r>
+              <w:rPr>
+                <w:rFonts w:ascii="Calibri" w:hAnsi="Calibri" w:eastAsia="Calibri" w:cs="Calibri"/>
+                <w:b/>
+                <w:bCs/>
+                <w:sz w:val="22"/>
+                <w:szCs w:val="22"/>
+              </w:rPr>
+              <w:t>Draft Conference (5)</w:t>
+            </w:r>
+          </w:p>
+        </w:tc>
+        <w:tc>
+          <w:tcPr>
+            <w:tcW w:w="8805" w:type="dxa"/>
+            <w:tcBorders>
+              <w:top w:val="single" w:sz="4" w:space="0" w:color="auto"/>
+              <w:left w:val="single" w:sz="4" w:space="0" w:color="auto"/>
+              <w:bottom w:val="single" w:sz="4" w:space="0" w:color="auto"/>
+              <w:right w:val="single" w:sz="4" w:space="0" w:color="auto"/>
+            </w:tcBorders>
+            <w:tcMar>
+              <w:top w:w="100" w:type="dxa"/>
+              <w:left w:w="100" w:type="dxa"/>
+              <w:bottom w:w="100" w:type="dxa"/>
+              <w:right w:w="100" w:type="dxa"/>
+            </w:tcMar>
+          </w:tcPr>
+          <w:p>
+            <w:pPr>
+              <w:spacing w:after="200" w:line="276" w:lineRule="auto"/>
+            </w:pPr>
+            <w:r>
+              <w:rPr>
+                <w:rFonts w:ascii="Calibri" w:hAnsi="Calibri" w:eastAsia="Calibri" w:cs="Calibri"/>
+                <w:sz w:val="22"/>
+                <w:szCs w:val="22"/>
+              </w:rPr>
+              <w:t>Your cover page names ONE thing you can point to, and you came to your 15-minute conference.</w:t>
             </w:r>
           </w:p>
         </w:tc>

--- a/week-08-dramatize-and-break-rules/Currere First Draft.docx
+++ b/week-08-dramatize-and-break-rules/Currere First Draft.docx
@@ -210,7 +210,7 @@
           <w:sz w:val="22"/>
           <w:szCs w:val="22"/>
         </w:rPr>
-        <w:t xml:space="preserve"> On a one-page cover page, name the one thing about your draft you most want to talk about — a place or a move you can point to — with what your peer group and Todd-in-a-Can said. Book your 15 minutes (Wed Oct 21 or Thu Oct 22) and come. The Draft Conference guideline has the details.</w:t>
+        <w:t xml:space="preserve"> On a one-page cover page, name the one thing about your draft you most want to talk about — a place or a move you can point to — with what your peer group and Todd-in-a-Can said. Book your 15 minutes (Thu Oct 22 or Fri Oct 23) and come. The Draft Conference guideline has the details.</w:t>
       </w:r>
     </w:p>
     <w:p>

--- a/week-08-dramatize-and-break-rules/Currere First Draft.docx
+++ b/week-08-dramatize-and-break-rules/Currere First Draft.docx
@@ -1,14 +1,16 @@
 
 <file path=word/document.xml><?xml version="1.0" encoding="utf-8"?>
-<w:document xmlns:wpc="http://schemas.microsoft.com/office/word/2010/wordprocessingCanvas" xmlns:mc="http://schemas.openxmlformats.org/markup-compatibility/2006" xmlns:o="urn:schemas-microsoft-com:office:office" xmlns:r="http://schemas.openxmlformats.org/officeDocument/2006/relationships" xmlns:m="http://schemas.openxmlformats.org/officeDocument/2006/math" xmlns:v="urn:schemas-microsoft-com:vml" xmlns:wp14="http://schemas.microsoft.com/office/word/2010/wordprocessingDrawing" xmlns:wp="http://schemas.openxmlformats.org/drawingml/2006/wordprocessingDrawing" xmlns:w10="urn:schemas-microsoft-com:office:word" xmlns:w="http://schemas.openxmlformats.org/wordprocessingml/2006/main" xmlns:w14="http://schemas.microsoft.com/office/word/2010/wordml" xmlns:w15="http://schemas.microsoft.com/office/word/2012/wordml" xmlns:w16se="http://schemas.microsoft.com/office/word/2015/wordml/symex" xmlns:w16cid="http://schemas.microsoft.com/office/word/2016/wordml/cid" xmlns:w16="http://schemas.microsoft.com/office/word/2018/wordml" xmlns:w16cex="http://schemas.microsoft.com/office/word/2018/wordml/cex" xmlns:w16sdtdh="http://schemas.microsoft.com/office/word/2020/wordml/sdtdatahash" xmlns:wne="http://schemas.microsoft.com/office/word/2006/wordml" xmlns:wpg="http://schemas.microsoft.com/office/word/2010/wordprocessingGroup" xmlns:wps="http://schemas.microsoft.com/office/word/2010/wordprocessingShape" mc:Ignorable="w14 w15 w16se w16cid w16 w16cex w16sdtdh wp14">
+<w:document xmlns:o="urn:schemas-microsoft-com:office:office" xmlns:r="http://schemas.openxmlformats.org/officeDocument/2006/relationships" xmlns:v="urn:schemas-microsoft-com:vml" xmlns:w="http://schemas.openxmlformats.org/wordprocessingml/2006/main" xmlns:w10="urn:schemas-microsoft-com:office:word" xmlns:wp="http://schemas.openxmlformats.org/drawingml/2006/wordprocessingDrawing" xmlns:pic="http://schemas.openxmlformats.org/drawingml/2006/picture" xmlns:wps="http://schemas.microsoft.com/office/word/2010/wordprocessingShape" xmlns:wpg="http://schemas.microsoft.com/office/word/2010/wordprocessingGroup" xmlns:mc="http://schemas.openxmlformats.org/markup-compatibility/2006" xmlns:wp14="http://schemas.microsoft.com/office/word/2010/wordprocessingDrawing" xmlns:w14="http://schemas.microsoft.com/office/word/2010/wordml" xmlns:w15="http://schemas.microsoft.com/office/word/2012/wordml" mc:Ignorable="w14 wp14 w15">
   <w:body>
     <w:p>
       <w:pPr>
+        <w:pStyle w:val="normal1"/>
         <w:spacing w:before="0" w:after="0"/>
-      </w:pPr>
-      <w:r>
-        <w:rPr>
-          <w:rFonts w:ascii="Calibri" w:hAnsi="Calibri" w:eastAsia="Calibri" w:cs="Calibri"/>
+        <w:rPr/>
+      </w:pPr>
+      <w:r>
+        <w:rPr>
+          <w:rFonts w:eastAsia="Calibri" w:cs="Calibri"/>
           <w:b/>
           <w:bCs/>
           <w:sz w:val="24"/>
@@ -19,11 +21,13 @@
     </w:p>
     <w:p>
       <w:pPr>
+        <w:pStyle w:val="normal1"/>
         <w:spacing w:before="0" w:after="0"/>
-      </w:pPr>
-      <w:r>
-        <w:rPr>
-          <w:rFonts w:ascii="Calibri" w:hAnsi="Calibri" w:eastAsia="Calibri" w:cs="Calibri"/>
+        <w:rPr/>
+      </w:pPr>
+      <w:r>
+        <w:rPr>
+          <w:rFonts w:eastAsia="Calibri" w:cs="Calibri"/>
           <w:b/>
           <w:bCs/>
           <w:sz w:val="24"/>
@@ -34,11 +38,13 @@
     </w:p>
     <w:p>
       <w:pPr>
+        <w:pStyle w:val="normal1"/>
         <w:spacing w:before="0" w:after="0"/>
-      </w:pPr>
-      <w:r>
-        <w:rPr>
-          <w:rFonts w:ascii="Calibri" w:hAnsi="Calibri" w:eastAsia="Calibri" w:cs="Calibri"/>
+        <w:rPr/>
+      </w:pPr>
+      <w:r>
+        <w:rPr>
+          <w:rFonts w:eastAsia="Calibri" w:cs="Calibri"/>
           <w:b/>
           <w:bCs/>
           <w:sz w:val="24"/>
@@ -50,13 +56,14 @@
     <w:p>
       <w:pPr>
         <w:pStyle w:val="Heading2"/>
-      </w:pPr>
-      <w:r>
-        <w:rPr>
-          <w:rFonts w:ascii="Calibri" w:hAnsi="Calibri" w:eastAsia="Calibri" w:cs="Calibri"/>
+        <w:rPr/>
+      </w:pPr>
+      <w:r>
+        <w:rPr>
+          <w:rFonts w:eastAsia="Calibri" w:cs="Calibri"/>
           <w:b/>
           <w:bCs/>
-          <w:color w:val="4f81bd"/>
+          <w:color w:val="4F81BD"/>
           <w:sz w:val="26"/>
           <w:szCs w:val="26"/>
         </w:rPr>
@@ -65,11 +72,13 @@
     </w:p>
     <w:p>
       <w:pPr>
-        <w:spacing w:after="200" w:line="276" w:lineRule="auto"/>
-      </w:pPr>
-      <w:r>
-        <w:rPr>
-          <w:rFonts w:ascii="Calibri" w:hAnsi="Calibri" w:eastAsia="Calibri" w:cs="Calibri"/>
+        <w:pStyle w:val="normal1"/>
+        <w:spacing w:lineRule="auto" w:line="276" w:before="0" w:after="200"/>
+        <w:rPr/>
+      </w:pPr>
+      <w:r>
+        <w:rPr>
+          <w:rFonts w:eastAsia="Calibri" w:cs="Calibri"/>
           <w:sz w:val="22"/>
           <w:szCs w:val="22"/>
         </w:rPr>
@@ -79,13 +88,14 @@
     <w:p>
       <w:pPr>
         <w:pStyle w:val="Heading2"/>
-      </w:pPr>
-      <w:r>
-        <w:rPr>
-          <w:rFonts w:ascii="Calibri" w:hAnsi="Calibri" w:eastAsia="Calibri" w:cs="Calibri"/>
+        <w:rPr/>
+      </w:pPr>
+      <w:r>
+        <w:rPr>
+          <w:rFonts w:eastAsia="Calibri" w:cs="Calibri"/>
           <w:b/>
           <w:bCs/>
-          <w:color w:val="4f81bd"/>
+          <w:color w:val="4F81BD"/>
           <w:sz w:val="26"/>
           <w:szCs w:val="26"/>
         </w:rPr>
@@ -94,11 +104,13 @@
     </w:p>
     <w:p>
       <w:pPr>
-        <w:spacing w:after="200" w:line="276" w:lineRule="auto"/>
-      </w:pPr>
-      <w:r>
-        <w:rPr>
-          <w:rFonts w:ascii="Calibri" w:hAnsi="Calibri" w:eastAsia="Calibri" w:cs="Calibri"/>
+        <w:pStyle w:val="normal1"/>
+        <w:spacing w:lineRule="auto" w:line="276" w:before="0" w:after="200"/>
+        <w:rPr/>
+      </w:pPr>
+      <w:r>
+        <w:rPr>
+          <w:rFonts w:eastAsia="Calibri" w:cs="Calibri"/>
           <w:sz w:val="22"/>
           <w:szCs w:val="22"/>
         </w:rPr>
@@ -107,15 +119,17 @@
     </w:p>
     <w:p>
       <w:pPr>
+        <w:pStyle w:val="normal1"/>
         <w:numPr>
           <w:ilvl w:val="0"/>
           <w:numId w:val="1"/>
         </w:numPr>
-        <w:spacing w:after="200" w:line="276" w:lineRule="auto"/>
-      </w:pPr>
-      <w:r>
-        <w:rPr>
-          <w:rFonts w:ascii="Calibri" w:hAnsi="Calibri" w:eastAsia="Calibri" w:cs="Calibri"/>
+        <w:spacing w:lineRule="auto" w:line="276" w:before="0" w:after="200"/>
+        <w:rPr/>
+      </w:pPr>
+      <w:r>
+        <w:rPr>
+          <w:rFonts w:eastAsia="Calibri" w:cs="Calibri"/>
           <w:b/>
           <w:bCs/>
           <w:sz w:val="22"/>
@@ -125,7 +139,7 @@
       </w:r>
       <w:r>
         <w:rPr>
-          <w:rFonts w:ascii="Calibri" w:hAnsi="Calibri" w:eastAsia="Calibri" w:cs="Calibri"/>
+          <w:rFonts w:eastAsia="Calibri" w:cs="Calibri"/>
           <w:sz w:val="22"/>
           <w:szCs w:val="22"/>
         </w:rPr>
@@ -134,15 +148,17 @@
     </w:p>
     <w:p>
       <w:pPr>
+        <w:pStyle w:val="normal1"/>
         <w:numPr>
           <w:ilvl w:val="0"/>
           <w:numId w:val="1"/>
         </w:numPr>
-        <w:spacing w:after="200" w:line="276" w:lineRule="auto"/>
-      </w:pPr>
-      <w:r>
-        <w:rPr>
-          <w:rFonts w:ascii="Calibri" w:hAnsi="Calibri" w:eastAsia="Calibri" w:cs="Calibri"/>
+        <w:spacing w:lineRule="auto" w:line="276" w:before="0" w:after="200"/>
+        <w:rPr/>
+      </w:pPr>
+      <w:r>
+        <w:rPr>
+          <w:rFonts w:eastAsia="Calibri" w:cs="Calibri"/>
           <w:b/>
           <w:bCs/>
           <w:sz w:val="22"/>
@@ -152,7 +168,7 @@
       </w:r>
       <w:r>
         <w:rPr>
-          <w:rFonts w:ascii="Calibri" w:hAnsi="Calibri" w:eastAsia="Calibri" w:cs="Calibri"/>
+          <w:rFonts w:eastAsia="Calibri" w:cs="Calibri"/>
           <w:sz w:val="22"/>
           <w:szCs w:val="22"/>
         </w:rPr>
@@ -161,15 +177,17 @@
     </w:p>
     <w:p>
       <w:pPr>
+        <w:pStyle w:val="normal1"/>
         <w:numPr>
           <w:ilvl w:val="0"/>
           <w:numId w:val="1"/>
         </w:numPr>
-        <w:spacing w:after="200" w:line="276" w:lineRule="auto"/>
-      </w:pPr>
-      <w:r>
-        <w:rPr>
-          <w:rFonts w:ascii="Calibri" w:hAnsi="Calibri" w:eastAsia="Calibri" w:cs="Calibri"/>
+        <w:spacing w:lineRule="auto" w:line="276" w:before="0" w:after="200"/>
+        <w:rPr/>
+      </w:pPr>
+      <w:r>
+        <w:rPr>
+          <w:rFonts w:eastAsia="Calibri" w:cs="Calibri"/>
           <w:b/>
           <w:bCs/>
           <w:sz w:val="22"/>
@@ -179,7 +197,7 @@
       </w:r>
       <w:r>
         <w:rPr>
-          <w:rFonts w:ascii="Calibri" w:hAnsi="Calibri" w:eastAsia="Calibri" w:cs="Calibri"/>
+          <w:rFonts w:eastAsia="Calibri" w:cs="Calibri"/>
           <w:sz w:val="22"/>
           <w:szCs w:val="22"/>
         </w:rPr>
@@ -188,15 +206,17 @@
     </w:p>
     <w:p>
       <w:pPr>
+        <w:pStyle w:val="normal1"/>
         <w:numPr>
           <w:ilvl w:val="0"/>
           <w:numId w:val="1"/>
         </w:numPr>
-        <w:spacing w:after="200" w:line="276" w:lineRule="auto"/>
-      </w:pPr>
-      <w:r>
-        <w:rPr>
-          <w:rFonts w:ascii="Calibri" w:hAnsi="Calibri" w:eastAsia="Calibri" w:cs="Calibri"/>
+        <w:spacing w:lineRule="auto" w:line="276" w:before="0" w:after="200"/>
+        <w:rPr/>
+      </w:pPr>
+      <w:r>
+        <w:rPr>
+          <w:rFonts w:eastAsia="Calibri" w:cs="Calibri"/>
           <w:b/>
           <w:bCs/>
           <w:sz w:val="22"/>
@@ -206,7 +226,7 @@
       </w:r>
       <w:r>
         <w:rPr>
-          <w:rFonts w:ascii="Calibri" w:hAnsi="Calibri" w:eastAsia="Calibri" w:cs="Calibri"/>
+          <w:rFonts w:eastAsia="Calibri" w:cs="Calibri"/>
           <w:sz w:val="22"/>
           <w:szCs w:val="22"/>
         </w:rPr>
@@ -216,13 +236,14 @@
     <w:p>
       <w:pPr>
         <w:pStyle w:val="Heading2"/>
-      </w:pPr>
-      <w:r>
-        <w:rPr>
-          <w:rFonts w:ascii="Calibri" w:hAnsi="Calibri" w:eastAsia="Calibri" w:cs="Calibri"/>
+        <w:rPr/>
+      </w:pPr>
+      <w:r>
+        <w:rPr>
+          <w:rFonts w:eastAsia="Calibri" w:cs="Calibri"/>
           <w:b/>
           <w:bCs/>
-          <w:color w:val="4f81bd"/>
+          <w:color w:val="4F81BD"/>
           <w:sz w:val="26"/>
           <w:szCs w:val="26"/>
         </w:rPr>
@@ -231,11 +252,13 @@
     </w:p>
     <w:p>
       <w:pPr>
-        <w:spacing w:after="200" w:line="276" w:lineRule="auto"/>
-      </w:pPr>
-      <w:r>
-        <w:rPr>
-          <w:rFonts w:ascii="Calibri" w:hAnsi="Calibri" w:eastAsia="Calibri" w:cs="Calibri"/>
+        <w:pStyle w:val="normal1"/>
+        <w:spacing w:lineRule="auto" w:line="276" w:before="0" w:after="200"/>
+        <w:rPr/>
+      </w:pPr>
+      <w:r>
+        <w:rPr>
+          <w:rFonts w:eastAsia="Calibri" w:cs="Calibri"/>
           <w:sz w:val="22"/>
           <w:szCs w:val="22"/>
         </w:rPr>
@@ -245,13 +268,14 @@
     <w:p>
       <w:pPr>
         <w:pStyle w:val="Heading2"/>
-      </w:pPr>
-      <w:r>
-        <w:rPr>
-          <w:rFonts w:ascii="Calibri" w:hAnsi="Calibri" w:eastAsia="Calibri" w:cs="Calibri"/>
+        <w:rPr/>
+      </w:pPr>
+      <w:r>
+        <w:rPr>
+          <w:rFonts w:eastAsia="Calibri" w:cs="Calibri"/>
           <w:b/>
           <w:bCs/>
-          <w:color w:val="4f81bd"/>
+          <w:color w:val="4F81BD"/>
           <w:sz w:val="26"/>
           <w:szCs w:val="26"/>
         </w:rPr>
@@ -260,52 +284,43 @@
     </w:p>
     <w:tbl>
       <w:tblPr>
-        <w:tblW w:w="0" w:type="auto"/>
-        <w:tblBorders>
-          <w:top w:val="single" w:sz="4" w:space="0" w:color="auto"/>
-          <w:left w:val="single" w:sz="4" w:space="0" w:color="auto"/>
-          <w:bottom w:val="single" w:sz="4" w:space="0" w:color="auto"/>
-          <w:right w:val="single" w:sz="4" w:space="0" w:color="auto"/>
-          <w:insideH w:val="single" w:sz="4" w:space="0" w:color="auto"/>
-          <w:insideV w:val="single" w:sz="4" w:space="0" w:color="auto"/>
-        </w:tblBorders>
+        <w:tblW w:w="10800" w:type="dxa"/>
+        <w:jc w:val="start"/>
+        <w:tblInd w:w="0" w:type="dxa"/>
         <w:tblLayout w:type="fixed"/>
         <w:tblCellMar>
           <w:top w:w="100" w:type="dxa"/>
-          <w:left w:w="100" w:type="dxa"/>
+          <w:start w:w="100" w:type="dxa"/>
           <w:bottom w:w="100" w:type="dxa"/>
-          <w:right w:w="100" w:type="dxa"/>
+          <w:end w:w="100" w:type="dxa"/>
         </w:tblCellMar>
-        <w:tblLook w:firstRow="1" w:firstColumn="1" w:noVBand="1"/>
+        <w:tblLook w:noVBand="1" w:firstColumn="1" w:firstRow="1"/>
       </w:tblPr>
       <w:tblGrid>
-        <w:gridCol w:w="1995"/>
-        <w:gridCol w:w="8805"/>
+        <w:gridCol w:w="1994"/>
+        <w:gridCol w:w="8806"/>
       </w:tblGrid>
       <w:tr>
+        <w:trPr/>
         <w:tc>
           <w:tcPr>
-            <w:tcW w:w="1995" w:type="dxa"/>
+            <w:tcW w:w="1994" w:type="dxa"/>
             <w:tcBorders>
-              <w:top w:val="single" w:sz="4" w:space="0" w:color="auto"/>
-              <w:left w:val="single" w:sz="4" w:space="0" w:color="auto"/>
-              <w:bottom w:val="single" w:sz="4" w:space="0" w:color="auto"/>
-              <w:right w:val="single" w:sz="4" w:space="0" w:color="auto"/>
+              <w:top w:val="single" w:sz="4" w:space="0" w:color="000000"/>
+              <w:start w:val="single" w:sz="4" w:space="0" w:color="000000"/>
+              <w:bottom w:val="single" w:sz="4" w:space="0" w:color="000000"/>
+              <w:end w:val="single" w:sz="4" w:space="0" w:color="000000"/>
             </w:tcBorders>
-            <w:tcMar>
-              <w:top w:w="100" w:type="dxa"/>
-              <w:left w:w="100" w:type="dxa"/>
-              <w:bottom w:w="100" w:type="dxa"/>
-              <w:right w:w="100" w:type="dxa"/>
-            </w:tcMar>
           </w:tcPr>
           <w:p>
             <w:pPr>
-              <w:spacing w:after="200" w:line="276" w:lineRule="auto"/>
+              <w:pStyle w:val="normal1"/>
+              <w:spacing w:lineRule="auto" w:line="276" w:before="0" w:after="200"/>
+              <w:rPr/>
             </w:pPr>
             <w:r>
               <w:rPr>
-                <w:rFonts w:ascii="Calibri" w:hAnsi="Calibri" w:eastAsia="Calibri" w:cs="Calibri"/>
+                <w:rFonts w:eastAsia="Calibri" w:cs="Calibri"/>
                 <w:b/>
                 <w:bCs/>
                 <w:sz w:val="22"/>
@@ -317,27 +332,23 @@
         </w:tc>
         <w:tc>
           <w:tcPr>
-            <w:tcW w:w="8805" w:type="dxa"/>
+            <w:tcW w:w="8806" w:type="dxa"/>
             <w:tcBorders>
-              <w:top w:val="single" w:sz="4" w:space="0" w:color="auto"/>
-              <w:left w:val="single" w:sz="4" w:space="0" w:color="auto"/>
-              <w:bottom w:val="single" w:sz="4" w:space="0" w:color="auto"/>
-              <w:right w:val="single" w:sz="4" w:space="0" w:color="auto"/>
+              <w:top w:val="single" w:sz="4" w:space="0" w:color="000000"/>
+              <w:start w:val="single" w:sz="4" w:space="0" w:color="000000"/>
+              <w:bottom w:val="single" w:sz="4" w:space="0" w:color="000000"/>
+              <w:end w:val="single" w:sz="4" w:space="0" w:color="000000"/>
             </w:tcBorders>
-            <w:tcMar>
-              <w:top w:w="100" w:type="dxa"/>
-              <w:left w:w="100" w:type="dxa"/>
-              <w:bottom w:w="100" w:type="dxa"/>
-              <w:right w:w="100" w:type="dxa"/>
-            </w:tcMar>
           </w:tcPr>
           <w:p>
             <w:pPr>
-              <w:spacing w:after="200" w:line="276" w:lineRule="auto"/>
+              <w:pStyle w:val="normal1"/>
+              <w:spacing w:lineRule="auto" w:line="276" w:before="0" w:after="200"/>
+              <w:rPr/>
             </w:pPr>
             <w:r>
               <w:rPr>
-                <w:rFonts w:ascii="Calibri" w:hAnsi="Calibri" w:eastAsia="Calibri" w:cs="Calibri"/>
+                <w:rFonts w:eastAsia="Calibri" w:cs="Calibri"/>
                 <w:sz w:val="22"/>
                 <w:szCs w:val="22"/>
               </w:rPr>
@@ -347,29 +358,26 @@
         </w:tc>
       </w:tr>
       <w:tr>
+        <w:trPr/>
         <w:tc>
           <w:tcPr>
-            <w:tcW w:w="1995" w:type="dxa"/>
+            <w:tcW w:w="1994" w:type="dxa"/>
             <w:tcBorders>
-              <w:top w:val="single" w:sz="4" w:space="0" w:color="auto"/>
-              <w:left w:val="single" w:sz="4" w:space="0" w:color="auto"/>
-              <w:bottom w:val="single" w:sz="4" w:space="0" w:color="auto"/>
-              <w:right w:val="single" w:sz="4" w:space="0" w:color="auto"/>
+              <w:top w:val="single" w:sz="4" w:space="0" w:color="000000"/>
+              <w:start w:val="single" w:sz="4" w:space="0" w:color="000000"/>
+              <w:bottom w:val="single" w:sz="4" w:space="0" w:color="000000"/>
+              <w:end w:val="single" w:sz="4" w:space="0" w:color="000000"/>
             </w:tcBorders>
-            <w:tcMar>
-              <w:top w:w="100" w:type="dxa"/>
-              <w:left w:w="100" w:type="dxa"/>
-              <w:bottom w:w="100" w:type="dxa"/>
-              <w:right w:w="100" w:type="dxa"/>
-            </w:tcMar>
           </w:tcPr>
           <w:p>
             <w:pPr>
-              <w:spacing w:after="200" w:line="276" w:lineRule="auto"/>
+              <w:pStyle w:val="normal1"/>
+              <w:spacing w:lineRule="auto" w:line="276" w:before="0" w:after="200"/>
+              <w:rPr/>
             </w:pPr>
             <w:r>
               <w:rPr>
-                <w:rFonts w:ascii="Calibri" w:hAnsi="Calibri" w:eastAsia="Calibri" w:cs="Calibri"/>
+                <w:rFonts w:eastAsia="Calibri" w:cs="Calibri"/>
                 <w:b/>
                 <w:bCs/>
                 <w:sz w:val="22"/>
@@ -381,27 +389,23 @@
         </w:tc>
         <w:tc>
           <w:tcPr>
-            <w:tcW w:w="8805" w:type="dxa"/>
+            <w:tcW w:w="8806" w:type="dxa"/>
             <w:tcBorders>
-              <w:top w:val="single" w:sz="4" w:space="0" w:color="auto"/>
-              <w:left w:val="single" w:sz="4" w:space="0" w:color="auto"/>
-              <w:bottom w:val="single" w:sz="4" w:space="0" w:color="auto"/>
-              <w:right w:val="single" w:sz="4" w:space="0" w:color="auto"/>
+              <w:top w:val="single" w:sz="4" w:space="0" w:color="000000"/>
+              <w:start w:val="single" w:sz="4" w:space="0" w:color="000000"/>
+              <w:bottom w:val="single" w:sz="4" w:space="0" w:color="000000"/>
+              <w:end w:val="single" w:sz="4" w:space="0" w:color="000000"/>
             </w:tcBorders>
-            <w:tcMar>
-              <w:top w:w="100" w:type="dxa"/>
-              <w:left w:w="100" w:type="dxa"/>
-              <w:bottom w:w="100" w:type="dxa"/>
-              <w:right w:w="100" w:type="dxa"/>
-            </w:tcMar>
           </w:tcPr>
           <w:p>
             <w:pPr>
-              <w:spacing w:after="200" w:line="276" w:lineRule="auto"/>
+              <w:pStyle w:val="normal1"/>
+              <w:spacing w:lineRule="auto" w:line="276" w:before="0" w:after="200"/>
+              <w:rPr/>
             </w:pPr>
             <w:r>
               <w:rPr>
-                <w:rFonts w:ascii="Calibri" w:hAnsi="Calibri" w:eastAsia="Calibri" w:cs="Calibri"/>
+                <w:rFonts w:eastAsia="Calibri" w:cs="Calibri"/>
                 <w:sz w:val="22"/>
                 <w:szCs w:val="22"/>
               </w:rPr>
@@ -411,29 +415,26 @@
         </w:tc>
       </w:tr>
       <w:tr>
+        <w:trPr/>
         <w:tc>
           <w:tcPr>
-            <w:tcW w:w="1995" w:type="dxa"/>
+            <w:tcW w:w="1994" w:type="dxa"/>
             <w:tcBorders>
-              <w:top w:val="single" w:sz="4" w:space="0" w:color="auto"/>
-              <w:left w:val="single" w:sz="4" w:space="0" w:color="auto"/>
-              <w:bottom w:val="single" w:sz="4" w:space="0" w:color="auto"/>
-              <w:right w:val="single" w:sz="4" w:space="0" w:color="auto"/>
+              <w:top w:val="single" w:sz="4" w:space="0" w:color="000000"/>
+              <w:start w:val="single" w:sz="4" w:space="0" w:color="000000"/>
+              <w:bottom w:val="single" w:sz="4" w:space="0" w:color="000000"/>
+              <w:end w:val="single" w:sz="4" w:space="0" w:color="000000"/>
             </w:tcBorders>
-            <w:tcMar>
-              <w:top w:w="100" w:type="dxa"/>
-              <w:left w:w="100" w:type="dxa"/>
-              <w:bottom w:w="100" w:type="dxa"/>
-              <w:right w:w="100" w:type="dxa"/>
-            </w:tcMar>
           </w:tcPr>
           <w:p>
             <w:pPr>
-              <w:spacing w:after="200" w:line="276" w:lineRule="auto"/>
+              <w:pStyle w:val="normal1"/>
+              <w:spacing w:lineRule="auto" w:line="276" w:before="0" w:after="200"/>
+              <w:rPr/>
             </w:pPr>
             <w:r>
               <w:rPr>
-                <w:rFonts w:ascii="Calibri" w:hAnsi="Calibri" w:eastAsia="Calibri" w:cs="Calibri"/>
+                <w:rFonts w:eastAsia="Calibri" w:cs="Calibri"/>
                 <w:b/>
                 <w:bCs/>
                 <w:sz w:val="22"/>
@@ -445,27 +446,23 @@
         </w:tc>
         <w:tc>
           <w:tcPr>
-            <w:tcW w:w="8805" w:type="dxa"/>
+            <w:tcW w:w="8806" w:type="dxa"/>
             <w:tcBorders>
-              <w:top w:val="single" w:sz="4" w:space="0" w:color="auto"/>
-              <w:left w:val="single" w:sz="4" w:space="0" w:color="auto"/>
-              <w:bottom w:val="single" w:sz="4" w:space="0" w:color="auto"/>
-              <w:right w:val="single" w:sz="4" w:space="0" w:color="auto"/>
+              <w:top w:val="single" w:sz="4" w:space="0" w:color="000000"/>
+              <w:start w:val="single" w:sz="4" w:space="0" w:color="000000"/>
+              <w:bottom w:val="single" w:sz="4" w:space="0" w:color="000000"/>
+              <w:end w:val="single" w:sz="4" w:space="0" w:color="000000"/>
             </w:tcBorders>
-            <w:tcMar>
-              <w:top w:w="100" w:type="dxa"/>
-              <w:left w:w="100" w:type="dxa"/>
-              <w:bottom w:w="100" w:type="dxa"/>
-              <w:right w:w="100" w:type="dxa"/>
-            </w:tcMar>
           </w:tcPr>
           <w:p>
             <w:pPr>
-              <w:spacing w:after="200" w:line="276" w:lineRule="auto"/>
+              <w:pStyle w:val="normal1"/>
+              <w:spacing w:lineRule="auto" w:line="276" w:before="0" w:after="200"/>
+              <w:rPr/>
             </w:pPr>
             <w:r>
               <w:rPr>
-                <w:rFonts w:ascii="Calibri" w:hAnsi="Calibri" w:eastAsia="Calibri" w:cs="Calibri"/>
+                <w:rFonts w:eastAsia="Calibri" w:cs="Calibri"/>
                 <w:sz w:val="22"/>
                 <w:szCs w:val="22"/>
               </w:rPr>
@@ -475,12 +472,19 @@
         </w:tc>
       </w:tr>
     </w:tbl>
-    <w:p/>
-    <w:p>
-      <w:pPr>
-        <w:spacing w:after="200" w:line="276" w:lineRule="auto"/>
-      </w:pPr>
-      <w:r>
+    <w:p>
+      <w:pPr>
+        <w:pStyle w:val="normal1"/>
+        <w:rPr/>
+      </w:pPr>
+      <w:r>
+        <w:rPr/>
+      </w:r>
+    </w:p>
+    <w:p>
+      <w:pPr>
+        <w:pStyle w:val="normal1"/>
+        <w:spacing w:lineRule="auto" w:line="276" w:before="0" w:after="200"/>
         <w:rPr>
           <w:rFonts w:ascii="Calibri" w:hAnsi="Calibri" w:eastAsia="Calibri" w:cs="Calibri"/>
           <w:b/>
@@ -488,187 +492,237 @@
           <w:sz w:val="22"/>
           <w:szCs w:val="22"/>
         </w:rPr>
-        <w:t xml:space="preserve">Todd-in-a-Can prompt — paste this in with your draft:</w:t>
+      </w:pPr>
+      <w:r>
+        <w:rPr>
+          <w:rFonts w:eastAsia="Calibri" w:cs="Calibri"/>
+          <w:b/>
+          <w:bCs/>
+          <w:sz w:val="22"/>
+          <w:szCs w:val="22"/>
+        </w:rPr>
+      </w:r>
+      <w:r>
+        <w:br w:type="page"/>
+      </w:r>
+    </w:p>
+    <w:p>
+      <w:pPr>
+        <w:pStyle w:val="normal1"/>
+        <w:spacing w:lineRule="auto" w:line="276" w:before="0" w:after="200"/>
+        <w:rPr>
+          <w:rFonts w:ascii="Calibri" w:hAnsi="Calibri" w:eastAsia="Calibri" w:cs="Calibri"/>
+          <w:b/>
+          <w:bCs/>
+          <w:sz w:val="22"/>
+          <w:szCs w:val="22"/>
+        </w:rPr>
+      </w:pPr>
+      <w:r>
+        <w:rPr>
+          <w:rFonts w:eastAsia="Calibri" w:cs="Calibri"/>
+          <w:b/>
+          <w:bCs/>
+          <w:sz w:val="22"/>
+          <w:szCs w:val="22"/>
+        </w:rPr>
+        <w:t>Todd-in-a-Can prompt — paste this in with your draft:</w:t>
       </w:r>
     </w:p>
     <w:tbl>
       <w:tblPr>
         <w:tblW w:w="10800" w:type="dxa"/>
-        <w:tblBorders>
-          <w:top w:val="single" w:sz="4" w:space="0" w:color="auto"/>
-          <w:left w:val="single" w:sz="4" w:space="0" w:color="auto"/>
-          <w:bottom w:val="single" w:sz="4" w:space="0" w:color="auto"/>
-          <w:right w:val="single" w:sz="4" w:space="0" w:color="auto"/>
-          <w:insideH w:val="single" w:sz="4" w:space="0" w:color="auto"/>
-          <w:insideV w:val="single" w:sz="4" w:space="0" w:color="auto"/>
-        </w:tblBorders>
+        <w:jc w:val="start"/>
+        <w:tblInd w:w="0" w:type="dxa"/>
+        <w:tblLayout w:type="fixed"/>
         <w:tblCellMar>
           <w:top w:w="100" w:type="dxa"/>
-          <w:left w:w="100" w:type="dxa"/>
+          <w:start w:w="100" w:type="dxa"/>
           <w:bottom w:w="100" w:type="dxa"/>
-          <w:right w:w="100" w:type="dxa"/>
+          <w:end w:w="100" w:type="dxa"/>
         </w:tblCellMar>
-        <w:tblLook w:firstRow="1" w:firstColumn="1" w:noVBand="1"/>
+        <w:tblLook w:noVBand="1" w:firstColumn="1" w:firstRow="1"/>
       </w:tblPr>
       <w:tblGrid>
         <w:gridCol w:w="10800"/>
       </w:tblGrid>
       <w:tr>
+        <w:trPr/>
         <w:tc>
           <w:tcPr>
-            <w:tcW w:w="10800" w:type="pct"/>
+            <w:tcW w:w="10800" w:type="dxa"/>
             <w:tcBorders>
-              <w:top w:val="single" w:sz="4" w:space="0" w:color="auto"/>
-              <w:left w:val="single" w:sz="4" w:space="0" w:color="auto"/>
-              <w:bottom w:val="single" w:sz="4" w:space="0" w:color="auto"/>
-              <w:right w:val="single" w:sz="4" w:space="0" w:color="auto"/>
+              <w:top w:val="single" w:sz="4" w:space="0" w:color="000000"/>
+              <w:start w:val="single" w:sz="4" w:space="0" w:color="000000"/>
+              <w:bottom w:val="single" w:sz="4" w:space="0" w:color="000000"/>
+              <w:end w:val="single" w:sz="4" w:space="0" w:color="000000"/>
             </w:tcBorders>
-            <w:shd w:val="clear" w:fill="F2F2F2"/>
-            <w:tcMar>
-              <w:top w:w="100" w:type="dxa"/>
-              <w:left w:w="100" w:type="dxa"/>
-              <w:bottom w:w="100" w:type="dxa"/>
-              <w:right w:w="100" w:type="dxa"/>
-            </w:tcMar>
+            <w:shd w:fill="F2F2F2" w:val="clear"/>
           </w:tcPr>
           <w:p>
             <w:pPr>
-              <w:spacing w:after="200" w:line="276" w:lineRule="auto"/>
+              <w:pStyle w:val="normal1"/>
+              <w:spacing w:lineRule="auto" w:line="276" w:before="0" w:after="200"/>
+              <w:rPr/>
             </w:pPr>
             <w:r>
               <w:rPr>
-                <w:rFonts w:ascii="Courier New" w:hAnsi="Courier New" w:cs="Courier New"/>
+                <w:rFonts w:cs="Courier New" w:ascii="Courier New" w:hAnsi="Courier New"/>
                 <w:sz w:val="22"/>
                 <w:szCs w:val="22"/>
               </w:rPr>
-              <w:t xml:space="preserve">You are Todd-in-a-Can, an AI writing coach in the voice of Todd Edwards, who teaches this course. A student has just finished the first full draft of their currere: one thread of their life traced across a real past, a present, and an imagined future, woven from six scenes and ending in a synthetical close that makes meaning of it.</w:t>
+              <w:t>You are Todd-in-a-Can, an AI writing coach in the voice of Todd Edwards, who teaches this course. A student has just finished the first full draft of their currere: one thread of their life traced across a real past, a present, and an imagined future, woven from six scenes and ending in a synthetical close that makes meaning of it.</w:t>
             </w:r>
           </w:p>
           <w:p>
             <w:pPr>
-              <w:spacing w:after="200" w:line="276" w:lineRule="auto"/>
+              <w:pStyle w:val="normal1"/>
+              <w:spacing w:lineRule="auto" w:line="276" w:before="0" w:after="200"/>
+              <w:rPr/>
             </w:pPr>
             <w:r>
               <w:rPr>
-                <w:rFonts w:ascii="Courier New" w:hAnsi="Courier New" w:cs="Courier New"/>
+                <w:rFonts w:cs="Courier New" w:ascii="Courier New" w:hAnsi="Courier New"/>
                 <w:sz w:val="22"/>
                 <w:szCs w:val="22"/>
               </w:rPr>
-              <w:t xml:space="preserve">Your job is to help the student see their own draft. You do not rewrite it. You never add a scene, a sentence, or a meaning. You ask questions and tell them what you notice.</w:t>
+              <w:t>Your job is to help the student see their own draft. You do not rewrite it. You never add a scene, a sentence, or a meaning. You ask questions and tell them what you notice.</w:t>
             </w:r>
           </w:p>
           <w:p>
             <w:pPr>
-              <w:spacing w:after="200" w:line="276" w:lineRule="auto"/>
+              <w:pStyle w:val="normal1"/>
+              <w:spacing w:lineRule="auto" w:line="276" w:before="0" w:after="200"/>
+              <w:rPr/>
             </w:pPr>
             <w:r>
               <w:rPr>
-                <w:rFonts w:ascii="Courier New" w:hAnsi="Courier New" w:cs="Courier New"/>
+                <w:rFonts w:cs="Courier New" w:ascii="Courier New" w:hAnsi="Courier New"/>
                 <w:sz w:val="22"/>
                 <w:szCs w:val="22"/>
               </w:rPr>
-              <w:t xml:space="preserve">The student will paste their draft. Read the whole thing, then look for:</w:t>
+              <w:t>The student will paste their draft. Read the whole thing, then look for:</w:t>
             </w:r>
           </w:p>
           <w:p>
             <w:pPr>
-              <w:spacing w:after="200" w:line="276" w:lineRule="auto"/>
+              <w:pStyle w:val="normal1"/>
+              <w:spacing w:lineRule="auto" w:line="276" w:before="0" w:after="200"/>
+              <w:rPr/>
             </w:pPr>
             <w:r>
               <w:rPr>
-                <w:rFonts w:ascii="Courier New" w:hAnsi="Courier New" w:cs="Courier New"/>
+                <w:rFonts w:cs="Courier New" w:ascii="Courier New" w:hAnsi="Courier New"/>
                 <w:sz w:val="22"/>
                 <w:szCs w:val="22"/>
               </w:rPr>
-              <w:t xml:space="preserve">- The thread. Can you feel one thread running across the scenes, or does it scatter? Does it reach the present and the future, not just the past?</w:t>
+              <w:t>- The thread. Can you feel one thread running across the scenes, or does it scatter? Does it reach the present and the future, not just the past?</w:t>
             </w:r>
           </w:p>
           <w:p>
             <w:pPr>
-              <w:spacing w:after="200" w:line="276" w:lineRule="auto"/>
+              <w:pStyle w:val="normal1"/>
+              <w:spacing w:lineRule="auto" w:line="276" w:before="0" w:after="200"/>
+              <w:rPr/>
             </w:pPr>
             <w:r>
               <w:rPr>
-                <w:rFonts w:ascii="Courier New" w:hAnsi="Courier New" w:cs="Courier New"/>
+                <w:rFonts w:cs="Courier New" w:ascii="Courier New" w:hAnsi="Courier New"/>
                 <w:sz w:val="22"/>
                 <w:szCs w:val="22"/>
               </w:rPr>
-              <w:t xml:space="preserve">- Showing over telling. Where do they put you inside a moment, and where do they summarize or tell you how to feel? Name a spot or two of each.</w:t>
+              <w:t>- Showing over telling. Where do they put you inside a moment, and where do they summarize or tell you how to feel? Name a spot or two of each.</w:t>
             </w:r>
           </w:p>
           <w:p>
             <w:pPr>
-              <w:spacing w:after="200" w:line="276" w:lineRule="auto"/>
+              <w:pStyle w:val="normal1"/>
+              <w:spacing w:lineRule="auto" w:line="276" w:before="0" w:after="200"/>
+              <w:rPr/>
             </w:pPr>
             <w:r>
               <w:rPr>
-                <w:rFonts w:ascii="Courier New" w:hAnsi="Courier New" w:cs="Courier New"/>
+                <w:rFonts w:cs="Courier New" w:ascii="Courier New" w:hAnsi="Courier New"/>
                 <w:sz w:val="22"/>
                 <w:szCs w:val="22"/>
               </w:rPr>
-              <w:t xml:space="preserve">- The close. Does the ending make new meaning of the thread, or just stop? Is it a real attempt at the synthetical close, or a summary?</w:t>
+              <w:t>- The close. Does the ending make new meaning of the thread, or just stop? Is it a real attempt at the synthetical close, or a summary?</w:t>
             </w:r>
           </w:p>
           <w:p>
             <w:pPr>
-              <w:spacing w:after="200" w:line="276" w:lineRule="auto"/>
+              <w:pStyle w:val="normal1"/>
+              <w:spacing w:lineRule="auto" w:line="276" w:before="0" w:after="200"/>
+              <w:rPr/>
             </w:pPr>
             <w:r>
               <w:rPr>
-                <w:rFonts w:ascii="Courier New" w:hAnsi="Courier New" w:cs="Courier New"/>
+                <w:rFonts w:cs="Courier New" w:ascii="Courier New" w:hAnsi="Courier New"/>
                 <w:sz w:val="22"/>
                 <w:szCs w:val="22"/>
               </w:rPr>
-              <w:t xml:space="preserve">- What is missing. What do you want more of? What did they skip past that matters?</w:t>
+              <w:t>- What is missing. What do you want more of? What did they skip past that matters?</w:t>
             </w:r>
           </w:p>
           <w:p>
             <w:pPr>
-              <w:spacing w:after="200" w:line="276" w:lineRule="auto"/>
+              <w:pStyle w:val="normal1"/>
+              <w:spacing w:lineRule="auto" w:line="276" w:before="0" w:after="200"/>
+              <w:rPr/>
             </w:pPr>
             <w:r>
               <w:rPr>
-                <w:rFonts w:ascii="Courier New" w:hAnsi="Courier New" w:cs="Courier New"/>
+                <w:rFonts w:cs="Courier New" w:ascii="Courier New" w:hAnsi="Courier New"/>
                 <w:sz w:val="22"/>
                 <w:szCs w:val="22"/>
               </w:rPr>
-              <w:t xml:space="preserve">Talk like Todd. Short, plain, warm, direct. Say what is working first, in specifics. Then name the one or two things that would most help the draft, as questions where you can. End by asking what ONE thing they most want to talk about at their conference.</w:t>
+              <w:t>Talk like Todd. Short, plain, warm, direct. Say what is working first, in specifics. Then name the one or two things that would most help the draft, as questions where you can. End by asking what ONE thing they most want to talk about at their conference.</w:t>
             </w:r>
           </w:p>
           <w:p>
             <w:pPr>
-              <w:spacing w:after="200" w:line="276" w:lineRule="auto"/>
+              <w:pStyle w:val="normal1"/>
+              <w:spacing w:lineRule="auto" w:line="276" w:before="0" w:after="200"/>
+              <w:rPr/>
             </w:pPr>
             <w:r>
               <w:rPr>
-                <w:rFonts w:ascii="Courier New" w:hAnsi="Courier New" w:cs="Courier New"/>
+                <w:rFonts w:cs="Courier New" w:ascii="Courier New" w:hAnsi="Courier New"/>
                 <w:sz w:val="22"/>
                 <w:szCs w:val="22"/>
               </w:rPr>
-              <w:t xml:space="preserve">Rules you never break: you never draft or rewrite any part of the currere, never guess what happened, never supply a memory or a meaning. The thread is theirs, the memories are theirs, the meaning is theirs. You only help them see what they already have.</w:t>
+              <w:t>Rules you never break: you never draft or rewrite any part of the currere, never guess what happened, never supply a memory or a meaning. The thread is theirs, the memories are theirs, the meaning is theirs. You only help them see what they already have.</w:t>
             </w:r>
           </w:p>
         </w:tc>
       </w:tr>
     </w:tbl>
     <w:sectPr>
+      <w:type w:val="nextPage"/>
       <w:pgSz w:w="12240" w:h="15840"/>
-      <w:pgMar w:top="720" w:right="720" w:bottom="720" w:left="720" w:header="720" w:footer="720"/>
+      <w:pgMar w:left="720" w:right="720" w:gutter="0" w:header="0" w:top="720" w:footer="0" w:bottom="720"/>
+      <w:pgNumType w:fmt="decimal"/>
+      <w:formProt w:val="false"/>
+      <w:textDirection w:val="lrTb"/>
+      <w:docGrid w:type="default" w:linePitch="100" w:charSpace="0"/>
     </w:sectPr>
   </w:body>
 </w:document>
 </file>
 
 <file path=word/numbering.xml><?xml version="1.0" encoding="utf-8"?>
-<w:numbering xmlns:mc="http://schemas.openxmlformats.org/markup-compatibility/2006" xmlns:o="urn:schemas-microsoft-com:office:office" xmlns:r="http://schemas.openxmlformats.org/officeDocument/2006/relationships" xmlns:m="http://schemas.openxmlformats.org/officeDocument/2006/math" xmlns:v="urn:schemas-microsoft-com:vml" xmlns:wp="http://schemas.openxmlformats.org/drawingml/2006/wordprocessingDrawing" xmlns:w10="urn:schemas-microsoft-com:office:word" xmlns:w="http://schemas.openxmlformats.org/wordprocessingml/2006/main" xmlns:wne="http://schemas.microsoft.com/office/word/2006/wordml" xmlns:sl="http://schemas.openxmlformats.org/schemaLibrary/2006/main" xmlns:a="http://schemas.openxmlformats.org/drawingml/2006/main" xmlns:pic="http://schemas.openxmlformats.org/drawingml/2006/picture" xmlns:c="http://schemas.openxmlformats.org/drawingml/2006/chart" xmlns:lc="http://schemas.openxmlformats.org/drawingml/2006/lockedCanvas" xmlns:dgm="http://schemas.openxmlformats.org/drawingml/2006/diagram" xmlns:wps="http://schemas.microsoft.com/office/word/2010/wordprocessingShape" xmlns:wpg="http://schemas.microsoft.com/office/word/2010/wordprocessingGroup" xmlns:w14="http://schemas.microsoft.com/office/word/2010/wordml" xmlns:w15="http://schemas.microsoft.com/office/word/2012/wordml" xmlns:w16="http://schemas.microsoft.com/office/word/2018/wordml" xmlns:w16cex="http://schemas.microsoft.com/office/word/2018/wordml/cex" xmlns:w16cid="http://schemas.microsoft.com/office/word/2016/wordml/cid" xmlns="http://schemas.microsoft.com/office/tasks/2019/documenttasks" xmlns:cr="http://schemas.microsoft.com/office/comments/2020/reactions">
+<w:numbering xmlns:w="http://schemas.openxmlformats.org/wordprocessingml/2006/main" xmlns:o="urn:schemas-microsoft-com:office:office" xmlns:r="http://schemas.openxmlformats.org/officeDocument/2006/relationships" xmlns:v="urn:schemas-microsoft-com:vml" xmlns:mc="http://schemas.openxmlformats.org/markup-compatibility/2006" xmlns:w14="http://schemas.microsoft.com/office/word/2010/wordml" mc:Ignorable="w14">
   <w:abstractNum w:abstractNumId="1">
     <w:lvl w:ilvl="0">
       <w:start w:val="1"/>
       <w:numFmt w:val="bullet"/>
       <w:lvlText w:val="•"/>
-      <w:lvlJc w:val="left"/>
-      <w:pPr>
-        <w:ind w:left="720" w:hanging="360"/>
+      <w:lvlJc w:val="start"/>
+      <w:pPr>
+        <w:tabs>
+          <w:tab w:val="num" w:pos="0"/>
+        </w:tabs>
+        <w:ind w:start="720" w:hanging="360"/>
       </w:pPr>
       <w:rPr>
         <w:rFonts w:ascii="Arial" w:hAnsi="Arial" w:cs="Arial" w:hint="default"/>
@@ -679,12 +733,16 @@
     <w:lvl w:ilvl="1">
       <w:start w:val="1"/>
       <w:numFmt w:val="bullet"/>
-      <w:lvlText w:val="○"/>
-      <w:lvlJc w:val="left"/>
-      <w:pPr>
-        <w:ind w:left="1440" w:hanging="360"/>
+      <w:lvlText w:val=""/>
+      <w:lvlJc w:val="start"/>
+      <w:pPr>
+        <w:tabs>
+          <w:tab w:val="num" w:pos="0"/>
+        </w:tabs>
+        <w:ind w:start="1440" w:hanging="360"/>
       </w:pPr>
       <w:rPr>
+        <w:rFonts w:ascii="Wingdings 2" w:hAnsi="Wingdings 2" w:cs="Wingdings 2" w:hint="default"/>
         <w:u w:val="none"/>
       </w:rPr>
     </w:lvl>
@@ -692,35 +750,47 @@
       <w:start w:val="1"/>
       <w:numFmt w:val="bullet"/>
       <w:lvlText w:val="■"/>
-      <w:lvlJc w:val="left"/>
-      <w:pPr>
-        <w:ind w:left="2160" w:hanging="360"/>
+      <w:lvlJc w:val="start"/>
+      <w:pPr>
+        <w:tabs>
+          <w:tab w:val="num" w:pos="0"/>
+        </w:tabs>
+        <w:ind w:start="2160" w:hanging="360"/>
       </w:pPr>
       <w:rPr>
+        <w:rFonts w:ascii="OpenSymbol" w:hAnsi="OpenSymbol" w:cs="OpenSymbol" w:hint="default"/>
         <w:u w:val="none"/>
       </w:rPr>
     </w:lvl>
     <w:lvl w:ilvl="3">
       <w:start w:val="1"/>
       <w:numFmt w:val="bullet"/>
-      <w:lvlText w:val="●"/>
-      <w:lvlJc w:val="left"/>
-      <w:pPr>
-        <w:ind w:left="2880" w:hanging="360"/>
+      <w:lvlText w:val=""/>
+      <w:lvlJc w:val="start"/>
+      <w:pPr>
+        <w:tabs>
+          <w:tab w:val="num" w:pos="0"/>
+        </w:tabs>
+        <w:ind w:start="2880" w:hanging="360"/>
       </w:pPr>
       <w:rPr>
+        <w:rFonts w:ascii="Wingdings" w:hAnsi="Wingdings" w:cs="Wingdings" w:hint="default"/>
         <w:u w:val="none"/>
       </w:rPr>
     </w:lvl>
     <w:lvl w:ilvl="4">
       <w:start w:val="1"/>
       <w:numFmt w:val="bullet"/>
-      <w:lvlText w:val="○"/>
-      <w:lvlJc w:val="left"/>
-      <w:pPr>
-        <w:ind w:left="3600" w:hanging="360"/>
+      <w:lvlText w:val=""/>
+      <w:lvlJc w:val="start"/>
+      <w:pPr>
+        <w:tabs>
+          <w:tab w:val="num" w:pos="0"/>
+        </w:tabs>
+        <w:ind w:start="3600" w:hanging="360"/>
       </w:pPr>
       <w:rPr>
+        <w:rFonts w:ascii="Wingdings 2" w:hAnsi="Wingdings 2" w:cs="Wingdings 2" w:hint="default"/>
         <w:u w:val="none"/>
       </w:rPr>
     </w:lvl>
@@ -728,35 +798,47 @@
       <w:start w:val="1"/>
       <w:numFmt w:val="bullet"/>
       <w:lvlText w:val="■"/>
-      <w:lvlJc w:val="left"/>
-      <w:pPr>
-        <w:ind w:left="4320" w:hanging="360"/>
+      <w:lvlJc w:val="start"/>
+      <w:pPr>
+        <w:tabs>
+          <w:tab w:val="num" w:pos="0"/>
+        </w:tabs>
+        <w:ind w:start="4320" w:hanging="360"/>
       </w:pPr>
       <w:rPr>
+        <w:rFonts w:ascii="OpenSymbol" w:hAnsi="OpenSymbol" w:cs="OpenSymbol" w:hint="default"/>
         <w:u w:val="none"/>
       </w:rPr>
     </w:lvl>
     <w:lvl w:ilvl="6">
       <w:start w:val="1"/>
       <w:numFmt w:val="bullet"/>
-      <w:lvlText w:val="●"/>
-      <w:lvlJc w:val="left"/>
-      <w:pPr>
-        <w:ind w:left="5040" w:hanging="360"/>
+      <w:lvlText w:val=""/>
+      <w:lvlJc w:val="start"/>
+      <w:pPr>
+        <w:tabs>
+          <w:tab w:val="num" w:pos="0"/>
+        </w:tabs>
+        <w:ind w:start="5040" w:hanging="360"/>
       </w:pPr>
       <w:rPr>
+        <w:rFonts w:ascii="Wingdings" w:hAnsi="Wingdings" w:cs="Wingdings" w:hint="default"/>
         <w:u w:val="none"/>
       </w:rPr>
     </w:lvl>
     <w:lvl w:ilvl="7">
       <w:start w:val="1"/>
       <w:numFmt w:val="bullet"/>
-      <w:lvlText w:val="○"/>
-      <w:lvlJc w:val="left"/>
-      <w:pPr>
-        <w:ind w:left="5760" w:hanging="360"/>
+      <w:lvlText w:val=""/>
+      <w:lvlJc w:val="start"/>
+      <w:pPr>
+        <w:tabs>
+          <w:tab w:val="num" w:pos="0"/>
+        </w:tabs>
+        <w:ind w:start="5760" w:hanging="360"/>
       </w:pPr>
       <w:rPr>
+        <w:rFonts w:ascii="Wingdings 2" w:hAnsi="Wingdings 2" w:cs="Wingdings 2" w:hint="default"/>
         <w:u w:val="none"/>
       </w:rPr>
     </w:lvl>
@@ -764,11 +846,15 @@
       <w:start w:val="1"/>
       <w:numFmt w:val="bullet"/>
       <w:lvlText w:val="■"/>
-      <w:lvlJc w:val="left"/>
-      <w:pPr>
-        <w:ind w:left="6480" w:hanging="360"/>
+      <w:lvlJc w:val="start"/>
+      <w:pPr>
+        <w:tabs>
+          <w:tab w:val="num" w:pos="0"/>
+        </w:tabs>
+        <w:ind w:start="6480" w:hanging="360"/>
       </w:pPr>
       <w:rPr>
+        <w:rFonts w:ascii="OpenSymbol" w:hAnsi="OpenSymbol" w:cs="OpenSymbol" w:hint="default"/>
         <w:u w:val="none"/>
       </w:rPr>
     </w:lvl>
@@ -776,113 +862,120 @@
   <w:abstractNum w:abstractNumId="2">
     <w:lvl w:ilvl="0">
       <w:start w:val="1"/>
-      <w:numFmt w:val="bullet"/>
-      <w:lvlText w:val="•"/>
-      <w:lvlJc w:val="left"/>
-      <w:pPr>
-        <w:ind w:left="720" w:hanging="360"/>
-      </w:pPr>
-      <w:rPr>
-        <w:rFonts w:ascii="Arial" w:hAnsi="Arial" w:cs="Arial" w:hint="default"/>
-        <w:sz w:val="22"/>
-        <w:szCs w:val="22"/>
-      </w:rPr>
+      <w:numFmt w:val="none"/>
+      <w:suff w:val="nothing"/>
+      <w:lvlText w:val=""/>
+      <w:lvlJc w:val="start"/>
+      <w:pPr>
+        <w:tabs>
+          <w:tab w:val="num" w:pos="0"/>
+        </w:tabs>
+        <w:ind w:start="0" w:hanging="0"/>
+      </w:pPr>
     </w:lvl>
     <w:lvl w:ilvl="1">
-      <w:start w:val="0"/>
-      <w:numFmt w:val="bullet"/>
-      <w:lvlText w:val="o"/>
-      <w:lvlJc w:val="left"/>
-      <w:pPr>
-        <w:ind w:left="1440" w:hanging="360"/>
-      </w:pPr>
-      <w:rPr>
-        <w:rFonts w:ascii="Courier New" w:cs="Courier New" w:eastAsia="Courier New" w:hAnsi="Courier New"/>
-      </w:rPr>
+      <w:start w:val="1"/>
+      <w:numFmt w:val="none"/>
+      <w:suff w:val="nothing"/>
+      <w:lvlText w:val=""/>
+      <w:lvlJc w:val="start"/>
+      <w:pPr>
+        <w:tabs>
+          <w:tab w:val="num" w:pos="0"/>
+        </w:tabs>
+        <w:ind w:start="0" w:hanging="0"/>
+      </w:pPr>
     </w:lvl>
     <w:lvl w:ilvl="2">
-      <w:start w:val="0"/>
-      <w:numFmt w:val="bullet"/>
-      <w:lvlText w:val="▪"/>
-      <w:lvlJc w:val="left"/>
-      <w:pPr>
-        <w:ind w:left="2160" w:hanging="360"/>
-      </w:pPr>
-      <w:rPr>
-        <w:rFonts w:ascii="Noto Sans Symbols" w:cs="Noto Sans Symbols" w:eastAsia="Noto Sans Symbols" w:hAnsi="Noto Sans Symbols"/>
-      </w:rPr>
+      <w:start w:val="1"/>
+      <w:numFmt w:val="none"/>
+      <w:suff w:val="nothing"/>
+      <w:lvlText w:val=""/>
+      <w:lvlJc w:val="start"/>
+      <w:pPr>
+        <w:tabs>
+          <w:tab w:val="num" w:pos="0"/>
+        </w:tabs>
+        <w:ind w:start="0" w:hanging="0"/>
+      </w:pPr>
     </w:lvl>
     <w:lvl w:ilvl="3">
-      <w:start w:val="0"/>
-      <w:numFmt w:val="bullet"/>
-      <w:lvlText w:val="●"/>
-      <w:lvlJc w:val="left"/>
-      <w:pPr>
-        <w:ind w:left="2880" w:hanging="360"/>
-      </w:pPr>
-      <w:rPr>
-        <w:rFonts w:ascii="Noto Sans Symbols" w:cs="Noto Sans Symbols" w:eastAsia="Noto Sans Symbols" w:hAnsi="Noto Sans Symbols"/>
-      </w:rPr>
+      <w:start w:val="1"/>
+      <w:numFmt w:val="none"/>
+      <w:suff w:val="nothing"/>
+      <w:lvlText w:val=""/>
+      <w:lvlJc w:val="start"/>
+      <w:pPr>
+        <w:tabs>
+          <w:tab w:val="num" w:pos="0"/>
+        </w:tabs>
+        <w:ind w:start="0" w:hanging="0"/>
+      </w:pPr>
     </w:lvl>
     <w:lvl w:ilvl="4">
-      <w:start w:val="0"/>
-      <w:numFmt w:val="bullet"/>
-      <w:lvlText w:val="o"/>
-      <w:lvlJc w:val="left"/>
-      <w:pPr>
-        <w:ind w:left="3600" w:hanging="360"/>
-      </w:pPr>
-      <w:rPr>
-        <w:rFonts w:ascii="Courier New" w:cs="Courier New" w:eastAsia="Courier New" w:hAnsi="Courier New"/>
-      </w:rPr>
+      <w:start w:val="1"/>
+      <w:numFmt w:val="none"/>
+      <w:suff w:val="nothing"/>
+      <w:lvlText w:val=""/>
+      <w:lvlJc w:val="start"/>
+      <w:pPr>
+        <w:tabs>
+          <w:tab w:val="num" w:pos="0"/>
+        </w:tabs>
+        <w:ind w:start="0" w:hanging="0"/>
+      </w:pPr>
     </w:lvl>
     <w:lvl w:ilvl="5">
-      <w:start w:val="0"/>
-      <w:numFmt w:val="bullet"/>
-      <w:lvlText w:val="▪"/>
-      <w:lvlJc w:val="left"/>
-      <w:pPr>
-        <w:ind w:left="4320" w:hanging="360"/>
-      </w:pPr>
-      <w:rPr>
-        <w:rFonts w:ascii="Noto Sans Symbols" w:cs="Noto Sans Symbols" w:eastAsia="Noto Sans Symbols" w:hAnsi="Noto Sans Symbols"/>
-      </w:rPr>
+      <w:start w:val="1"/>
+      <w:numFmt w:val="none"/>
+      <w:suff w:val="nothing"/>
+      <w:lvlText w:val=""/>
+      <w:lvlJc w:val="start"/>
+      <w:pPr>
+        <w:tabs>
+          <w:tab w:val="num" w:pos="0"/>
+        </w:tabs>
+        <w:ind w:start="0" w:hanging="0"/>
+      </w:pPr>
     </w:lvl>
     <w:lvl w:ilvl="6">
-      <w:start w:val="0"/>
-      <w:numFmt w:val="bullet"/>
-      <w:lvlText w:val="●"/>
-      <w:lvlJc w:val="left"/>
-      <w:pPr>
-        <w:ind w:left="5040" w:hanging="360"/>
-      </w:pPr>
-      <w:rPr>
-        <w:rFonts w:ascii="Noto Sans Symbols" w:cs="Noto Sans Symbols" w:eastAsia="Noto Sans Symbols" w:hAnsi="Noto Sans Symbols"/>
-      </w:rPr>
+      <w:start w:val="1"/>
+      <w:numFmt w:val="none"/>
+      <w:suff w:val="nothing"/>
+      <w:lvlText w:val=""/>
+      <w:lvlJc w:val="start"/>
+      <w:pPr>
+        <w:tabs>
+          <w:tab w:val="num" w:pos="0"/>
+        </w:tabs>
+        <w:ind w:start="0" w:hanging="0"/>
+      </w:pPr>
     </w:lvl>
     <w:lvl w:ilvl="7">
-      <w:start w:val="0"/>
-      <w:numFmt w:val="bullet"/>
-      <w:lvlText w:val="o"/>
-      <w:lvlJc w:val="left"/>
-      <w:pPr>
-        <w:ind w:left="5760" w:hanging="360"/>
-      </w:pPr>
-      <w:rPr>
-        <w:rFonts w:ascii="Courier New" w:cs="Courier New" w:eastAsia="Courier New" w:hAnsi="Courier New"/>
-      </w:rPr>
+      <w:start w:val="1"/>
+      <w:numFmt w:val="none"/>
+      <w:suff w:val="nothing"/>
+      <w:lvlText w:val=""/>
+      <w:lvlJc w:val="start"/>
+      <w:pPr>
+        <w:tabs>
+          <w:tab w:val="num" w:pos="0"/>
+        </w:tabs>
+        <w:ind w:start="0" w:hanging="0"/>
+      </w:pPr>
     </w:lvl>
     <w:lvl w:ilvl="8">
-      <w:start w:val="0"/>
-      <w:numFmt w:val="bullet"/>
-      <w:lvlText w:val="▪"/>
-      <w:lvlJc w:val="left"/>
-      <w:pPr>
-        <w:ind w:left="6480" w:hanging="360"/>
-      </w:pPr>
-      <w:rPr>
-        <w:rFonts w:ascii="Noto Sans Symbols" w:cs="Noto Sans Symbols" w:eastAsia="Noto Sans Symbols" w:hAnsi="Noto Sans Symbols"/>
-      </w:rPr>
+      <w:start w:val="1"/>
+      <w:numFmt w:val="none"/>
+      <w:suff w:val="nothing"/>
+      <w:lvlText w:val=""/>
+      <w:lvlJc w:val="start"/>
+      <w:pPr>
+        <w:tabs>
+          <w:tab w:val="num" w:pos="0"/>
+        </w:tabs>
+        <w:ind w:start="0" w:hanging="0"/>
+      </w:pPr>
     </w:lvl>
   </w:abstractNum>
   <w:num w:numId="1">
@@ -895,49 +988,54 @@
 </file>
 
 <file path=word/styles.xml><?xml version="1.0" encoding="utf-8"?>
-<w:styles xmlns:mc="http://schemas.openxmlformats.org/markup-compatibility/2006" xmlns:o="urn:schemas-microsoft-com:office:office" xmlns:r="http://schemas.openxmlformats.org/officeDocument/2006/relationships" xmlns:m="http://schemas.openxmlformats.org/officeDocument/2006/math" xmlns:v="urn:schemas-microsoft-com:vml" xmlns:wp="http://schemas.openxmlformats.org/drawingml/2006/wordprocessingDrawing" xmlns:w10="urn:schemas-microsoft-com:office:word" xmlns:w="http://schemas.openxmlformats.org/wordprocessingml/2006/main" xmlns:wne="http://schemas.microsoft.com/office/word/2006/wordml" xmlns:sl="http://schemas.openxmlformats.org/schemaLibrary/2006/main" xmlns:a="http://schemas.openxmlformats.org/drawingml/2006/main" xmlns:pic="http://schemas.openxmlformats.org/drawingml/2006/picture" xmlns:c="http://schemas.openxmlformats.org/drawingml/2006/chart" xmlns:lc="http://schemas.openxmlformats.org/drawingml/2006/lockedCanvas" xmlns:dgm="http://schemas.openxmlformats.org/drawingml/2006/diagram" xmlns:wps="http://schemas.microsoft.com/office/word/2010/wordprocessingShape" xmlns:wpg="http://schemas.microsoft.com/office/word/2010/wordprocessingGroup" xmlns:w14="http://schemas.microsoft.com/office/word/2010/wordml" xmlns:w15="http://schemas.microsoft.com/office/word/2012/wordml" xmlns:w16="http://schemas.microsoft.com/office/word/2018/wordml" xmlns:w16cex="http://schemas.microsoft.com/office/word/2018/wordml/cex" xmlns:w16cid="http://schemas.microsoft.com/office/word/2016/wordml/cid" xmlns="http://schemas.microsoft.com/office/tasks/2019/documenttasks" xmlns:cr="http://schemas.microsoft.com/office/comments/2020/reactions">
+<w:styles xmlns:w="http://schemas.openxmlformats.org/wordprocessingml/2006/main" xmlns:w14="http://schemas.microsoft.com/office/word/2010/wordml" xmlns:mc="http://schemas.openxmlformats.org/markup-compatibility/2006" mc:Ignorable="w14">
   <w:docDefaults>
     <w:rPrDefault>
       <w:rPr>
-        <w:rFonts w:ascii="Calibri" w:cs="Calibri" w:eastAsia="Calibri" w:hAnsi="Calibri"/>
+        <w:rFonts w:ascii="Calibri" w:hAnsi="Calibri" w:eastAsia="Calibri" w:cs="Calibri"/>
         <w:sz w:val="22"/>
         <w:szCs w:val="22"/>
-        <w:lang w:val="en"/>
+        <w:lang w:val="en-US" w:eastAsia="zh-CN" w:bidi="hi-IN"/>
       </w:rPr>
     </w:rPrDefault>
     <w:pPrDefault>
       <w:pPr>
-        <w:spacing w:after="200" w:line="276" w:lineRule="auto"/>
+        <w:suppressAutoHyphens w:val="true"/>
       </w:pPr>
     </w:pPrDefault>
   </w:docDefaults>
-  <w:style w:type="table" w:styleId="TableNormal" w:default="1">
-    <w:name w:val="TableNormal"/>
-    <w:tblPr>
-      <w:tblCellMar>
-        <w:top w:w="100.0" w:type="dxa"/>
-        <w:left w:w="100.0" w:type="dxa"/>
-        <w:bottom w:w="100.0" w:type="dxa"/>
-        <w:right w:w="100.0" w:type="dxa"/>
-      </w:tblCellMar>
-    </w:tblPr>
-  </w:style>
-  <w:style w:type="paragraph" w:styleId="Normal" w:default="1">
-    <w:name w:val="normal"/>
+  <w:style w:type="paragraph" w:styleId="Normal">
+    <w:name w:val="Normal"/>
+    <w:qFormat/>
+    <w:pPr>
+      <w:widowControl/>
+      <w:bidi w:val="0"/>
+      <w:spacing w:lineRule="auto" w:line="276" w:before="0" w:after="200"/>
+      <w:jc w:val="start"/>
+    </w:pPr>
+    <w:rPr>
+      <w:rFonts w:ascii="Calibri" w:hAnsi="Calibri" w:eastAsia="Calibri" w:cs="Calibri"/>
+      <w:color w:val="auto"/>
+      <w:kern w:val="0"/>
+      <w:sz w:val="22"/>
+      <w:szCs w:val="22"/>
+      <w:lang w:val="en-US" w:eastAsia="zh-CN" w:bidi="hi-IN"/>
+    </w:rPr>
   </w:style>
   <w:style w:type="paragraph" w:styleId="Heading1">
     <w:name w:val="heading 1"/>
-    <w:basedOn w:val="Normal"/>
-    <w:next w:val="Normal"/>
+    <w:basedOn w:val="normal1"/>
+    <w:next w:val="normal1"/>
+    <w:qFormat/>
     <w:pPr>
-      <w:keepNext w:val="1"/>
-      <w:keepLines w:val="1"/>
-      <w:spacing w:after="0" w:before="0" w:lineRule="auto"/>
+      <w:keepNext w:val="true"/>
+      <w:keepLines/>
+      <w:spacing w:lineRule="auto" w:line="240" w:before="0" w:after="0"/>
     </w:pPr>
     <w:rPr>
-      <w:rFonts w:ascii="Calibri" w:cs="Calibri" w:eastAsia="Calibri" w:hAnsi="Calibri"/>
-      <w:b w:val="1"/>
-      <w:bCs w:val="1"/>
+      <w:rFonts w:ascii="Calibri" w:hAnsi="Calibri" w:eastAsia="Calibri" w:cs="Calibri"/>
+      <w:b/>
+      <w:bCs/>
       <w:color w:val="366091"/>
       <w:sz w:val="28"/>
       <w:szCs w:val="28"/>
@@ -945,130 +1043,208 @@
   </w:style>
   <w:style w:type="paragraph" w:styleId="Heading2">
     <w:name w:val="heading 2"/>
-    <w:basedOn w:val="Normal"/>
-    <w:next w:val="Normal"/>
+    <w:basedOn w:val="normal1"/>
+    <w:next w:val="normal1"/>
+    <w:qFormat/>
     <w:pPr>
-      <w:keepNext w:val="1"/>
-      <w:keepLines w:val="1"/>
-      <w:spacing w:after="0" w:before="200" w:lineRule="auto"/>
+      <w:keepNext w:val="true"/>
+      <w:keepLines/>
+      <w:spacing w:lineRule="auto" w:line="240" w:before="200" w:after="0"/>
     </w:pPr>
     <w:rPr>
-      <w:rFonts w:ascii="Calibri" w:cs="Calibri" w:eastAsia="Calibri" w:hAnsi="Calibri"/>
-      <w:b w:val="1"/>
-      <w:bCs w:val="1"/>
-      <w:color w:val="4f81bd"/>
+      <w:rFonts w:ascii="Calibri" w:hAnsi="Calibri" w:eastAsia="Calibri" w:cs="Calibri"/>
+      <w:b/>
+      <w:bCs/>
+      <w:color w:val="4F81BD"/>
       <w:sz w:val="26"/>
       <w:szCs w:val="26"/>
     </w:rPr>
   </w:style>
   <w:style w:type="paragraph" w:styleId="Heading3">
     <w:name w:val="heading 3"/>
-    <w:basedOn w:val="Normal"/>
-    <w:next w:val="Normal"/>
+    <w:basedOn w:val="normal1"/>
+    <w:next w:val="normal1"/>
+    <w:qFormat/>
     <w:pPr>
-      <w:keepNext w:val="1"/>
-      <w:keepLines w:val="1"/>
-      <w:spacing w:after="0" w:before="200" w:lineRule="auto"/>
+      <w:keepNext w:val="true"/>
+      <w:keepLines/>
+      <w:spacing w:lineRule="auto" w:line="240" w:before="200" w:after="0"/>
     </w:pPr>
     <w:rPr>
-      <w:rFonts w:ascii="Calibri" w:cs="Calibri" w:eastAsia="Calibri" w:hAnsi="Calibri"/>
-      <w:b w:val="1"/>
-      <w:bCs w:val="1"/>
-      <w:color w:val="4f81bd"/>
+      <w:rFonts w:ascii="Calibri" w:hAnsi="Calibri" w:eastAsia="Calibri" w:cs="Calibri"/>
+      <w:b/>
+      <w:bCs/>
+      <w:color w:val="4F81BD"/>
     </w:rPr>
   </w:style>
   <w:style w:type="paragraph" w:styleId="Heading4">
     <w:name w:val="heading 4"/>
-    <w:basedOn w:val="Normal"/>
-    <w:next w:val="Normal"/>
+    <w:basedOn w:val="normal1"/>
+    <w:next w:val="normal1"/>
+    <w:qFormat/>
     <w:pPr>
-      <w:keepNext w:val="1"/>
-      <w:keepLines w:val="1"/>
-      <w:spacing w:after="0" w:before="200" w:lineRule="auto"/>
+      <w:keepNext w:val="true"/>
+      <w:keepLines/>
+      <w:spacing w:lineRule="auto" w:line="240" w:before="200" w:after="0"/>
     </w:pPr>
     <w:rPr>
-      <w:rFonts w:ascii="Calibri" w:cs="Calibri" w:eastAsia="Calibri" w:hAnsi="Calibri"/>
-      <w:b w:val="1"/>
-      <w:bCs w:val="1"/>
-      <w:i w:val="1"/>
-      <w:iCs w:val="1"/>
-      <w:color w:val="4f81bd"/>
+      <w:rFonts w:ascii="Calibri" w:hAnsi="Calibri" w:eastAsia="Calibri" w:cs="Calibri"/>
+      <w:b/>
+      <w:bCs/>
+      <w:i/>
+      <w:iCs/>
+      <w:color w:val="4F81BD"/>
     </w:rPr>
   </w:style>
   <w:style w:type="paragraph" w:styleId="Heading5">
     <w:name w:val="heading 5"/>
-    <w:basedOn w:val="Normal"/>
-    <w:next w:val="Normal"/>
+    <w:basedOn w:val="normal1"/>
+    <w:next w:val="normal1"/>
+    <w:qFormat/>
     <w:pPr>
-      <w:keepNext w:val="1"/>
-      <w:keepLines w:val="1"/>
-      <w:spacing w:after="0" w:before="200" w:lineRule="auto"/>
+      <w:keepNext w:val="true"/>
+      <w:keepLines/>
+      <w:spacing w:lineRule="auto" w:line="240" w:before="200" w:after="0"/>
     </w:pPr>
     <w:rPr>
-      <w:rFonts w:ascii="Calibri" w:cs="Calibri" w:eastAsia="Calibri" w:hAnsi="Calibri"/>
-      <w:color w:val="243f61"/>
+      <w:rFonts w:ascii="Calibri" w:hAnsi="Calibri" w:eastAsia="Calibri" w:cs="Calibri"/>
+      <w:color w:val="243F61"/>
     </w:rPr>
   </w:style>
   <w:style w:type="paragraph" w:styleId="Heading6">
     <w:name w:val="heading 6"/>
-    <w:basedOn w:val="Normal"/>
-    <w:next w:val="Normal"/>
+    <w:basedOn w:val="normal1"/>
+    <w:next w:val="normal1"/>
+    <w:qFormat/>
     <w:pPr>
-      <w:keepNext w:val="1"/>
-      <w:keepLines w:val="1"/>
-      <w:spacing w:after="0" w:before="200" w:lineRule="auto"/>
+      <w:keepNext w:val="true"/>
+      <w:keepLines/>
+      <w:spacing w:lineRule="auto" w:line="240" w:before="200" w:after="0"/>
     </w:pPr>
     <w:rPr>
-      <w:rFonts w:ascii="Calibri" w:cs="Calibri" w:eastAsia="Calibri" w:hAnsi="Calibri"/>
-      <w:i w:val="1"/>
-      <w:iCs w:val="1"/>
-      <w:color w:val="243f61"/>
+      <w:rFonts w:ascii="Calibri" w:hAnsi="Calibri" w:eastAsia="Calibri" w:cs="Calibri"/>
+      <w:i/>
+      <w:iCs/>
+      <w:color w:val="243F61"/>
+    </w:rPr>
+  </w:style>
+  <w:style w:type="paragraph" w:styleId="Heading">
+    <w:name w:val="Heading"/>
+    <w:basedOn w:val="Normal"/>
+    <w:next w:val="BodyText"/>
+    <w:qFormat/>
+    <w:pPr>
+      <w:keepNext w:val="true"/>
+      <w:spacing w:before="240" w:after="120"/>
+    </w:pPr>
+    <w:rPr>
+      <w:rFonts w:ascii="Liberation Sans" w:hAnsi="Liberation Sans" w:eastAsia="Noto Sans CJK SC" w:cs="Noto Sans Devanagari"/>
+      <w:sz w:val="28"/>
+      <w:szCs w:val="28"/>
+    </w:rPr>
+  </w:style>
+  <w:style w:type="paragraph" w:styleId="BodyText">
+    <w:name w:val="Body Text"/>
+    <w:basedOn w:val="Normal"/>
+    <w:pPr>
+      <w:spacing w:lineRule="auto" w:line="276" w:before="0" w:after="140"/>
+    </w:pPr>
+    <w:rPr/>
+  </w:style>
+  <w:style w:type="paragraph" w:styleId="List">
+    <w:name w:val="List"/>
+    <w:basedOn w:val="BodyText"/>
+    <w:pPr/>
+    <w:rPr>
+      <w:rFonts w:cs="Noto Sans Devanagari"/>
+    </w:rPr>
+  </w:style>
+  <w:style w:type="paragraph" w:styleId="Caption">
+    <w:name w:val="caption"/>
+    <w:basedOn w:val="Normal"/>
+    <w:qFormat/>
+    <w:pPr>
+      <w:suppressLineNumbers/>
+      <w:spacing w:before="120" w:after="120"/>
+    </w:pPr>
+    <w:rPr>
+      <w:rFonts w:cs="Noto Sans Devanagari"/>
+      <w:i/>
+      <w:iCs/>
+      <w:sz w:val="24"/>
+      <w:szCs w:val="24"/>
+    </w:rPr>
+  </w:style>
+  <w:style w:type="paragraph" w:styleId="Index">
+    <w:name w:val="Index"/>
+    <w:basedOn w:val="Normal"/>
+    <w:qFormat/>
+    <w:pPr>
+      <w:suppressLineNumbers/>
+    </w:pPr>
+    <w:rPr>
+      <w:rFonts w:cs="Noto Sans Devanagari"/>
+    </w:rPr>
+  </w:style>
+  <w:style w:type="paragraph" w:styleId="normal1" w:default="1">
+    <w:name w:val="normal1"/>
+    <w:qFormat/>
+    <w:pPr>
+      <w:widowControl/>
+      <w:bidi w:val="0"/>
+      <w:spacing w:lineRule="auto" w:line="276" w:before="0" w:after="200"/>
+      <w:jc w:val="start"/>
+    </w:pPr>
+    <w:rPr>
+      <w:rFonts w:ascii="Calibri" w:hAnsi="Calibri" w:eastAsia="Calibri" w:cs="Calibri"/>
+      <w:color w:val="auto"/>
+      <w:kern w:val="0"/>
+      <w:sz w:val="22"/>
+      <w:szCs w:val="22"/>
+      <w:lang w:val="en-US" w:eastAsia="zh-CN" w:bidi="hi-IN"/>
     </w:rPr>
   </w:style>
   <w:style w:type="paragraph" w:styleId="Title">
     <w:name w:val="Title"/>
-    <w:basedOn w:val="Normal"/>
-    <w:next w:val="Normal"/>
+    <w:basedOn w:val="normal1"/>
+    <w:next w:val="normal1"/>
+    <w:qFormat/>
     <w:pPr>
       <w:pBdr>
-        <w:bottom w:color="4f81bd" w:space="4" w:sz="8" w:val="single"/>
+        <w:bottom w:val="single" w:sz="8" w:space="4" w:color="4F81BD"/>
       </w:pBdr>
-      <w:spacing w:after="300" w:line="240" w:lineRule="auto"/>
+      <w:spacing w:lineRule="auto" w:line="240" w:before="0" w:after="300"/>
     </w:pPr>
     <w:rPr>
-      <w:rFonts w:ascii="Calibri" w:cs="Calibri" w:eastAsia="Calibri" w:hAnsi="Calibri"/>
-      <w:color w:val="17365d"/>
+      <w:rFonts w:ascii="Calibri" w:hAnsi="Calibri" w:eastAsia="Calibri" w:cs="Calibri"/>
+      <w:color w:val="17365D"/>
       <w:sz w:val="52"/>
       <w:szCs w:val="52"/>
     </w:rPr>
   </w:style>
   <w:style w:type="paragraph" w:styleId="Subtitle">
     <w:name w:val="Subtitle"/>
-    <w:basedOn w:val="Normal"/>
-    <w:next w:val="Normal"/>
+    <w:basedOn w:val="normal1"/>
+    <w:next w:val="normal1"/>
+    <w:qFormat/>
     <w:pPr/>
     <w:rPr>
-      <w:rFonts w:ascii="Calibri" w:cs="Calibri" w:eastAsia="Calibri" w:hAnsi="Calibri"/>
-      <w:i w:val="1"/>
-      <w:iCs w:val="1"/>
-      <w:color w:val="4f81bd"/>
+      <w:rFonts w:ascii="Calibri" w:hAnsi="Calibri" w:eastAsia="Calibri" w:cs="Calibri"/>
+      <w:i/>
+      <w:iCs/>
+      <w:color w:val="4F81BD"/>
       <w:sz w:val="24"/>
       <w:szCs w:val="24"/>
     </w:rPr>
   </w:style>
-  <w:style w:type="table" w:styleId="Table1">
-    <w:basedOn w:val="TableNormal"/>
-    <w:pPr>
-      <w:spacing w:after="0" w:line="240" w:lineRule="auto"/>
-    </w:pPr>
+  <w:style w:type="table" w:default="1" w:styleId="TableNormal">
+    <w:name w:val="TableNormal"/>
     <w:tblPr>
-      <w:tblStyleRowBandSize w:val="1"/>
-      <w:tblStyleColBandSize w:val="1"/>
       <w:tblCellMar>
-        <w:top w:w="0.0" w:type="dxa"/>
-        <w:left w:w="108.0" w:type="dxa"/>
-        <w:bottom w:w="0.0" w:type="dxa"/>
-        <w:right w:w="108.0" w:type="dxa"/>
+        <w:top w:w="100" w:type="dxa"/>
+        <w:left w:w="100" w:type="dxa"/>
+        <w:bottom w:w="100" w:type="dxa"/>
+        <w:right w:w="100" w:type="dxa"/>
       </w:tblCellMar>
     </w:tblPr>
   </w:style>
@@ -1076,41 +1252,41 @@
 </file>
 
 <file path=word/theme/theme1.xml><?xml version="1.0" encoding="utf-8"?>
-<a:theme xmlns:a="http://schemas.openxmlformats.org/drawingml/2006/main" name="Office Theme">
+<a:theme xmlns:a="http://schemas.openxmlformats.org/drawingml/2006/main" xmlns:r="http://schemas.openxmlformats.org/officeDocument/2006/relationships" name="Office Theme">
   <a:themeElements>
     <a:clrScheme name="Office">
       <a:dk1>
-        <a:sysClr val="windowText" lastClr="000000"/>
+        <a:srgbClr val="000000"/>
       </a:dk1>
       <a:lt1>
-        <a:sysClr val="window" lastClr="FFFFFF"/>
+        <a:srgbClr val="ffffff"/>
       </a:lt1>
       <a:dk2>
-        <a:srgbClr val="1F497D"/>
+        <a:srgbClr val="1f497d"/>
       </a:dk2>
       <a:lt2>
-        <a:srgbClr val="EEECE1"/>
+        <a:srgbClr val="eeece1"/>
       </a:lt2>
       <a:accent1>
-        <a:srgbClr val="4F81BD"/>
+        <a:srgbClr val="4f81bd"/>
       </a:accent1>
       <a:accent2>
-        <a:srgbClr val="C0504D"/>
+        <a:srgbClr val="c0504d"/>
       </a:accent2>
       <a:accent3>
-        <a:srgbClr val="9BBB59"/>
+        <a:srgbClr val="9bbb59"/>
       </a:accent3>
       <a:accent4>
-        <a:srgbClr val="8064A2"/>
+        <a:srgbClr val="8064a2"/>
       </a:accent4>
       <a:accent5>
-        <a:srgbClr val="4BACC6"/>
+        <a:srgbClr val="4bacc6"/>
       </a:accent5>
       <a:accent6>
-        <a:srgbClr val="F79646"/>
+        <a:srgbClr val="f79646"/>
       </a:accent6>
       <a:hlink>
-        <a:srgbClr val="0000FF"/>
+        <a:srgbClr val="0000ff"/>
       </a:hlink>
       <a:folHlink>
         <a:srgbClr val="800080"/>
@@ -1118,279 +1294,131 @@
     </a:clrScheme>
     <a:fontScheme name="Office">
       <a:majorFont>
-        <a:latin typeface="Calibri"/>
+        <a:latin typeface="Calibri" pitchFamily="0" charset="1"/>
         <a:ea typeface=""/>
         <a:cs typeface=""/>
-        <a:font script="Jpan" typeface="ＭＳ ゴシック"/>
-        <a:font script="Hang" typeface="맑은 고딕"/>
-        <a:font script="Hans" typeface="宋体"/>
-        <a:font script="Hant" typeface="新細明體"/>
-        <a:font script="Arab" typeface="Times New Roman"/>
-        <a:font script="Hebr" typeface="Times New Roman"/>
-        <a:font script="Thai" typeface="Angsana New"/>
-        <a:font script="Ethi" typeface="Nyala"/>
-        <a:font script="Beng" typeface="Vrinda"/>
-        <a:font script="Gujr" typeface="Shruti"/>
-        <a:font script="Khmr" typeface="MoolBoran"/>
-        <a:font script="Knda" typeface="Tunga"/>
-        <a:font script="Guru" typeface="Raavi"/>
-        <a:font script="Cans" typeface="Euphemia"/>
-        <a:font script="Cher" typeface="Plantagenet Cherokee"/>
-        <a:font script="Yiii" typeface="Microsoft Yi Baiti"/>
-        <a:font script="Tibt" typeface="Microsoft Himalaya"/>
-        <a:font script="Thaa" typeface="MV Boli"/>
-        <a:font script="Deva" typeface="Mangal"/>
-        <a:font script="Telu" typeface="Gautami"/>
-        <a:font script="Taml" typeface="Latha"/>
-        <a:font script="Syrc" typeface="Estrangelo Edessa"/>
-        <a:font script="Orya" typeface="Kalinga"/>
-        <a:font script="Mlym" typeface="Kartika"/>
-        <a:font script="Laoo" typeface="DokChampa"/>
-        <a:font script="Sinh" typeface="Iskoola Pota"/>
-        <a:font script="Mong" typeface="Mongolian Baiti"/>
-        <a:font script="Viet" typeface="Times New Roman"/>
-        <a:font script="Uigh" typeface="Microsoft Uighur"/>
-        <a:font script="Geor" typeface="Sylfaen"/>
       </a:majorFont>
       <a:minorFont>
-        <a:latin typeface="Cambria"/>
+        <a:latin typeface="Cambria" pitchFamily="0" charset="1"/>
         <a:ea typeface=""/>
         <a:cs typeface=""/>
-        <a:font script="Jpan" typeface="ＭＳ 明朝"/>
-        <a:font script="Hang" typeface="맑은 고딕"/>
-        <a:font script="Hans" typeface="宋体"/>
-        <a:font script="Hant" typeface="新細明體"/>
-        <a:font script="Arab" typeface="Arial"/>
-        <a:font script="Hebr" typeface="Arial"/>
-        <a:font script="Thai" typeface="Cordia New"/>
-        <a:font script="Ethi" typeface="Nyala"/>
-        <a:font script="Beng" typeface="Vrinda"/>
-        <a:font script="Gujr" typeface="Shruti"/>
-        <a:font script="Khmr" typeface="DaunPenh"/>
-        <a:font script="Knda" typeface="Tunga"/>
-        <a:font script="Guru" typeface="Raavi"/>
-        <a:font script="Cans" typeface="Euphemia"/>
-        <a:font script="Cher" typeface="Plantagenet Cherokee"/>
-        <a:font script="Yiii" typeface="Microsoft Yi Baiti"/>
-        <a:font script="Tibt" typeface="Microsoft Himalaya"/>
-        <a:font script="Thaa" typeface="MV Boli"/>
-        <a:font script="Deva" typeface="Mangal"/>
-        <a:font script="Telu" typeface="Gautami"/>
-        <a:font script="Taml" typeface="Latha"/>
-        <a:font script="Syrc" typeface="Estrangelo Edessa"/>
-        <a:font script="Orya" typeface="Kalinga"/>
-        <a:font script="Mlym" typeface="Kartika"/>
-        <a:font script="Laoo" typeface="DokChampa"/>
-        <a:font script="Sinh" typeface="Iskoola Pota"/>
-        <a:font script="Mong" typeface="Mongolian Baiti"/>
-        <a:font script="Viet" typeface="Arial"/>
-        <a:font script="Uigh" typeface="Microsoft Uighur"/>
-        <a:font script="Geor" typeface="Sylfaen"/>
       </a:minorFont>
     </a:fontScheme>
-    <a:fmtScheme name="Office">
+    <a:fmtScheme>
       <a:fillStyleLst>
         <a:solidFill>
           <a:schemeClr val="phClr"/>
         </a:solidFill>
-        <a:gradFill rotWithShape="1">
+        <a:gradFill>
           <a:gsLst>
             <a:gs pos="0">
               <a:schemeClr val="phClr">
                 <a:tint val="50000"/>
-                <a:satMod val="300000"/>
               </a:schemeClr>
             </a:gs>
             <a:gs pos="35000">
               <a:schemeClr val="phClr">
                 <a:tint val="37000"/>
-                <a:satMod val="300000"/>
               </a:schemeClr>
             </a:gs>
             <a:gs pos="100000">
               <a:schemeClr val="phClr">
                 <a:tint val="15000"/>
-                <a:satMod val="350000"/>
               </a:schemeClr>
             </a:gs>
           </a:gsLst>
           <a:lin ang="16200000" scaled="1"/>
+          <a:tileRect l="0" t="0" r="0" b="0"/>
         </a:gradFill>
-        <a:gradFill rotWithShape="1">
+        <a:gradFill>
           <a:gsLst>
             <a:gs pos="0">
               <a:schemeClr val="phClr">
                 <a:tint val="100000"/>
                 <a:shade val="100000"/>
-                <a:satMod val="130000"/>
               </a:schemeClr>
             </a:gs>
             <a:gs pos="100000">
               <a:schemeClr val="phClr">
                 <a:tint val="50000"/>
                 <a:shade val="100000"/>
-                <a:satMod val="350000"/>
               </a:schemeClr>
             </a:gs>
           </a:gsLst>
           <a:lin ang="16200000" scaled="0"/>
+          <a:tileRect l="0" t="0" r="0" b="0"/>
         </a:gradFill>
       </a:fillStyleLst>
       <a:lnStyleLst>
         <a:ln w="9525" cap="flat" cmpd="sng" algn="ctr">
-          <a:solidFill>
-            <a:schemeClr val="phClr">
-              <a:shade val="95000"/>
-              <a:satMod val="105000"/>
-            </a:schemeClr>
-          </a:solidFill>
           <a:prstDash val="solid"/>
         </a:ln>
         <a:ln w="25400" cap="flat" cmpd="sng" algn="ctr">
-          <a:solidFill>
-            <a:schemeClr val="phClr"/>
-          </a:solidFill>
           <a:prstDash val="solid"/>
         </a:ln>
         <a:ln w="38100" cap="flat" cmpd="sng" algn="ctr">
-          <a:solidFill>
-            <a:schemeClr val="phClr"/>
-          </a:solidFill>
           <a:prstDash val="solid"/>
         </a:ln>
       </a:lnStyleLst>
       <a:effectStyleLst>
         <a:effectStyle>
-          <a:effectLst>
-            <a:outerShdw blurRad="40000" dist="20000" dir="5400000" rotWithShape="0">
-              <a:srgbClr val="000000">
-                <a:alpha val="38000"/>
-              </a:srgbClr>
-            </a:outerShdw>
-          </a:effectLst>
+          <a:effectLst/>
         </a:effectStyle>
         <a:effectStyle>
-          <a:effectLst>
-            <a:outerShdw blurRad="40000" dist="23000" dir="5400000" rotWithShape="0">
-              <a:srgbClr val="000000">
-                <a:alpha val="35000"/>
-              </a:srgbClr>
-            </a:outerShdw>
-          </a:effectLst>
+          <a:effectLst/>
         </a:effectStyle>
         <a:effectStyle>
-          <a:effectLst>
-            <a:outerShdw blurRad="40000" dist="23000" dir="5400000" rotWithShape="0">
-              <a:srgbClr val="000000">
-                <a:alpha val="35000"/>
-              </a:srgbClr>
-            </a:outerShdw>
-          </a:effectLst>
-          <a:scene3d>
-            <a:camera prst="orthographicFront">
-              <a:rot lat="0" lon="0" rev="0"/>
-            </a:camera>
-            <a:lightRig rig="threePt" dir="t">
-              <a:rot lat="0" lon="0" rev="1200000"/>
-            </a:lightRig>
-          </a:scene3d>
-          <a:sp3d>
-            <a:bevelT w="63500" h="25400"/>
-          </a:sp3d>
+          <a:effectLst/>
         </a:effectStyle>
       </a:effectStyleLst>
       <a:bgFillStyleLst>
         <a:solidFill>
           <a:schemeClr val="phClr"/>
         </a:solidFill>
-        <a:gradFill rotWithShape="1">
+        <a:gradFill>
           <a:gsLst>
             <a:gs pos="0">
               <a:schemeClr val="phClr">
                 <a:tint val="40000"/>
-                <a:satMod val="350000"/>
               </a:schemeClr>
             </a:gs>
             <a:gs pos="40000">
               <a:schemeClr val="phClr">
                 <a:tint val="45000"/>
                 <a:shade val="99000"/>
-                <a:satMod val="350000"/>
               </a:schemeClr>
             </a:gs>
             <a:gs pos="100000">
               <a:schemeClr val="phClr">
                 <a:shade val="20000"/>
-                <a:satMod val="255000"/>
               </a:schemeClr>
             </a:gs>
           </a:gsLst>
           <a:path path="circle">
             <a:fillToRect l="50000" t="-80000" r="50000" b="180000"/>
           </a:path>
+          <a:tileRect l="0" t="0" r="0" b="0"/>
         </a:gradFill>
-        <a:gradFill rotWithShape="1">
+        <a:gradFill>
           <a:gsLst>
             <a:gs pos="0">
               <a:schemeClr val="phClr">
                 <a:tint val="80000"/>
-                <a:satMod val="300000"/>
               </a:schemeClr>
             </a:gs>
             <a:gs pos="100000">
               <a:schemeClr val="phClr">
                 <a:shade val="30000"/>
-                <a:satMod val="200000"/>
               </a:schemeClr>
             </a:gs>
           </a:gsLst>
           <a:path path="circle">
             <a:fillToRect l="50000" t="50000" r="50000" b="50000"/>
           </a:path>
+          <a:tileRect l="0" t="0" r="0" b="0"/>
         </a:gradFill>
       </a:bgFillStyleLst>
     </a:fmtScheme>
   </a:themeElements>
-  <a:objectDefaults>
-    <a:spDef>
-      <a:spPr/>
-      <a:bodyPr/>
-      <a:lstStyle/>
-      <a:style>
-        <a:lnRef idx="1">
-          <a:schemeClr val="accent1"/>
-        </a:lnRef>
-        <a:fillRef idx="3">
-          <a:schemeClr val="accent1"/>
-        </a:fillRef>
-        <a:effectRef idx="2">
-          <a:schemeClr val="accent1"/>
-        </a:effectRef>
-        <a:fontRef idx="minor">
-          <a:schemeClr val="lt1"/>
-        </a:fontRef>
-      </a:style>
-    </a:spDef>
-    <a:lnDef>
-      <a:spPr/>
-      <a:bodyPr/>
-      <a:lstStyle/>
-      <a:style>
-        <a:lnRef idx="2">
-          <a:schemeClr val="accent1"/>
-        </a:lnRef>
-        <a:fillRef idx="0">
-          <a:schemeClr val="accent1"/>
-        </a:fillRef>
-        <a:effectRef idx="1">
-          <a:schemeClr val="accent1"/>
-        </a:effectRef>
-        <a:fontRef idx="minor">
-          <a:schemeClr val="tx1"/>
-        </a:fontRef>
-      </a:style>
-    </a:lnDef>
-  </a:objectDefaults>
-  <a:extraClrSchemeLst/>
 </a:theme>
 </file>